--- a/data/outputs/v2/Essential_Mathematics/SS3.2_Probability_I/Essential_Mathematics_Probability_I_FinalExplanation.docx
+++ b/data/outputs/v2/Essential_Mathematics/SS3.2_Probability_I/Essential_Mathematics_Probability_I_FinalExplanation.docx
@@ -38,6 +38,177 @@
           <w:szCs w:val="22"/>
         </w:rPr>
         <w:t xml:space="preserve">Student Assessment Document</w:t>
+      </w:r>
+    </w:p>
+    <w:p>
+      <w:pPr>
+        <w:spacing w:after="80" w:before="120"/>
+      </w:pPr>
+      <w:r>
+        <w:rPr>
+          <w:rFonts w:ascii="Arial" w:cs="Arial" w:eastAsia="Arial" w:hAnsi="Arial"/>
+          <w:b/>
+          <w:bCs/>
+          <w:color w:val="1F3864"/>
+          <w:sz w:val="20"/>
+          <w:szCs w:val="20"/>
+        </w:rPr>
+        <w:t xml:space="preserve">ATTRIBUTION AND LICENSING</w:t>
+      </w:r>
+    </w:p>
+    <w:p>
+      <w:pPr>
+        <w:spacing w:after="60" w:before="0"/>
+      </w:pPr>
+      <w:r>
+        <w:rPr>
+          <w:rFonts w:ascii="Arial" w:cs="Arial" w:eastAsia="Arial" w:hAnsi="Arial"/>
+          <w:b/>
+          <w:bCs/>
+          <w:sz w:val="17"/>
+          <w:szCs w:val="17"/>
+        </w:rPr>
+        <w:t xml:space="preserve">Curriculum Alignment: </w:t>
+      </w:r>
+      <w:r>
+        <w:rPr>
+          <w:rFonts w:ascii="Arial" w:cs="Arial" w:eastAsia="Arial" w:hAnsi="Arial"/>
+          <w:sz w:val="17"/>
+          <w:szCs w:val="17"/>
+        </w:rPr>
+        <w:t xml:space="preserve">Structured in pedagogical alignment with the competence-based curriculum format and learning outcomes established by the Kenya Institute of Curriculum Development (KICD). This material is independently developed and is not officially endorsed or published by KICD.</w:t>
+      </w:r>
+    </w:p>
+    <w:p>
+      <w:pPr>
+        <w:spacing w:after="60" w:before="0"/>
+      </w:pPr>
+      <w:r>
+        <w:rPr>
+          <w:rFonts w:ascii="Arial" w:cs="Arial" w:eastAsia="Arial" w:hAnsi="Arial"/>
+          <w:b/>
+          <w:bCs/>
+          <w:sz w:val="17"/>
+          <w:szCs w:val="17"/>
+        </w:rPr>
+        <w:t xml:space="preserve">Content &amp; Pedagogy: </w:t>
+      </w:r>
+      <w:r>
+        <w:rPr>
+          <w:rFonts w:ascii="Arial" w:cs="Arial" w:eastAsia="Arial" w:hAnsi="Arial"/>
+          <w:sz w:val="17"/>
+          <w:szCs w:val="17"/>
+        </w:rPr>
+        <w:t xml:space="preserve">Developed and adapted by the educator team at SeaVuria (registered 501(c)(3) in the United States and registered NGO in Kenya, No. 872-850A-BF11), who designed the pedagogical framework, lesson templates and exemplar lessons on which this material is based.</w:t>
+      </w:r>
+    </w:p>
+    <w:p>
+      <w:pPr>
+        <w:spacing w:after="60" w:before="0"/>
+      </w:pPr>
+      <w:r>
+        <w:rPr>
+          <w:rFonts w:ascii="Arial" w:cs="Arial" w:eastAsia="Arial" w:hAnsi="Arial"/>
+          <w:b/>
+          <w:bCs/>
+          <w:sz w:val="17"/>
+          <w:szCs w:val="17"/>
+        </w:rPr>
+        <w:t xml:space="preserve">Production &amp; Layout: </w:t>
+      </w:r>
+      <w:r>
+        <w:rPr>
+          <w:rFonts w:ascii="Arial" w:cs="Arial" w:eastAsia="Arial" w:hAnsi="Arial"/>
+          <w:sz w:val="17"/>
+          <w:szCs w:val="17"/>
+        </w:rPr>
+        <w:t xml:space="preserve">Educational design and curriculum sequencing by SeaVuria. Technical layout, structural formatting, and digital optimization/implementation executed in partnership with ARES Education (registered 501(c)(3) in the United States and Canada (as Afretech Aid) and registered NGO in Kenya), with lesson drafting and compilation assisted by AI (Claude, Anthropic).</w:t>
+      </w:r>
+    </w:p>
+    <w:p>
+      <w:pPr>
+        <w:pBdr>
+          <w:bottom w:val="single" w:color="1F3864" w:sz="6" w:space="6"/>
+        </w:pBdr>
+        <w:spacing w:after="60" w:before="0"/>
+      </w:pPr>
+      <w:r>
+        <w:rPr>
+          <w:rFonts w:ascii="Arial" w:cs="Arial" w:eastAsia="Arial" w:hAnsi="Arial"/>
+          <w:b/>
+          <w:bCs/>
+          <w:sz w:val="17"/>
+          <w:szCs w:val="17"/>
+        </w:rPr>
+        <w:t xml:space="preserve">Licensing &amp; Copyright: </w:t>
+      </w:r>
+      <w:r>
+        <w:rPr>
+          <w:rFonts w:ascii="Arial" w:cs="Arial" w:eastAsia="Arial" w:hAnsi="Arial"/>
+          <w:sz w:val="17"/>
+          <w:szCs w:val="17"/>
+        </w:rPr>
+        <w:t xml:space="preserve">© 2026 SeaVuria and ARES. This work is licensed under a </w:t>
+      </w:r>
+      <w:hyperlink w:history="1" r:id="rIdqs6r7tofxmnkqu2tbaehq">
+        <w:r>
+          <w:rPr>
+            <w:rFonts w:ascii="Arial" w:cs="Arial" w:eastAsia="Arial" w:hAnsi="Arial"/>
+            <w:color w:val="1F6B75"/>
+            <w:sz w:val="17"/>
+            <w:szCs w:val="17"/>
+            <w:u w:val="single" w:color="1F6B75"/>
+          </w:rPr>
+          <w:t xml:space="preserve">Creative Commons Attribution-NonCommercial 4.0 International License</w:t>
+        </w:r>
+      </w:hyperlink>
+      <w:r>
+        <w:rPr>
+          <w:rFonts w:ascii="Arial" w:cs="Arial" w:eastAsia="Arial" w:hAnsi="Arial"/>
+          <w:sz w:val="17"/>
+          <w:szCs w:val="17"/>
+        </w:rPr>
+        <w:t xml:space="preserve"> (</w:t>
+      </w:r>
+      <w:hyperlink w:history="1" r:id="rId6-34bmtp3xklo6llhurnn">
+        <w:r>
+          <w:rPr>
+            <w:rFonts w:ascii="Arial" w:cs="Arial" w:eastAsia="Arial" w:hAnsi="Arial"/>
+            <w:color w:val="1F6B75"/>
+            <w:sz w:val="17"/>
+            <w:szCs w:val="17"/>
+            <w:u w:val="single" w:color="1F6B75"/>
+          </w:rPr>
+          <w:t xml:space="preserve">CC BY-NC 4.0</w:t>
+        </w:r>
+      </w:hyperlink>
+      <w:r>
+        <w:rPr>
+          <w:rFonts w:ascii="Arial" w:cs="Arial" w:eastAsia="Arial" w:hAnsi="Arial"/>
+          <w:sz w:val="17"/>
+          <w:szCs w:val="17"/>
+        </w:rPr>
+        <w:t xml:space="preserve">). To view a copy of this license, visit </w:t>
+      </w:r>
+      <w:hyperlink w:history="1" r:id="rIdypek3jngjymiifqvy52ll">
+        <w:r>
+          <w:rPr>
+            <w:rFonts w:ascii="Arial" w:cs="Arial" w:eastAsia="Arial" w:hAnsi="Arial"/>
+            <w:color w:val="1F6B75"/>
+            <w:sz w:val="17"/>
+            <w:szCs w:val="17"/>
+            <w:u w:val="single" w:color="1F6B75"/>
+          </w:rPr>
+          <w:t xml:space="preserve">https://creativecommons.org/licenses/by-nc/4.0/</w:t>
+        </w:r>
+      </w:hyperlink>
+      <w:r>
+        <w:rPr>
+          <w:rFonts w:ascii="Arial" w:cs="Arial" w:eastAsia="Arial" w:hAnsi="Arial"/>
+          <w:sz w:val="17"/>
+          <w:szCs w:val="17"/>
+        </w:rPr>
+        <w:t xml:space="preserve">. You are free to copy, redistribute, and adapt this material in any medium or format, provided appropriate credit is given and the material is not used for commercial purposes. KICD learning outcomes and curriculum designations reproduced here for alignment purposes remain the property of KICD and are not covered by this license. Linked external resources (e.g. CK-12, Khan Academy, PhET) are subject to their own licenses.</w:t>
       </w:r>
     </w:p>
     <w:p>

--- a/data/outputs/v2/Essential_Mathematics/SS3.2_Probability_I/Essential_Mathematics_Probability_I_FinalExplanation.docx
+++ b/data/outputs/v2/Essential_Mathematics/SS3.2_Probability_I/Essential_Mathematics_Probability_I_FinalExplanation.docx
@@ -38,177 +38,6 @@
           <w:szCs w:val="22"/>
         </w:rPr>
         <w:t xml:space="preserve">Student Assessment Document</w:t>
-      </w:r>
-    </w:p>
-    <w:p>
-      <w:pPr>
-        <w:spacing w:after="80" w:before="120"/>
-      </w:pPr>
-      <w:r>
-        <w:rPr>
-          <w:rFonts w:ascii="Arial" w:cs="Arial" w:eastAsia="Arial" w:hAnsi="Arial"/>
-          <w:b/>
-          <w:bCs/>
-          <w:color w:val="1F3864"/>
-          <w:sz w:val="20"/>
-          <w:szCs w:val="20"/>
-        </w:rPr>
-        <w:t xml:space="preserve">ATTRIBUTION AND LICENSING</w:t>
-      </w:r>
-    </w:p>
-    <w:p>
-      <w:pPr>
-        <w:spacing w:after="60" w:before="0"/>
-      </w:pPr>
-      <w:r>
-        <w:rPr>
-          <w:rFonts w:ascii="Arial" w:cs="Arial" w:eastAsia="Arial" w:hAnsi="Arial"/>
-          <w:b/>
-          <w:bCs/>
-          <w:sz w:val="17"/>
-          <w:szCs w:val="17"/>
-        </w:rPr>
-        <w:t xml:space="preserve">Curriculum Alignment: </w:t>
-      </w:r>
-      <w:r>
-        <w:rPr>
-          <w:rFonts w:ascii="Arial" w:cs="Arial" w:eastAsia="Arial" w:hAnsi="Arial"/>
-          <w:sz w:val="17"/>
-          <w:szCs w:val="17"/>
-        </w:rPr>
-        <w:t xml:space="preserve">Structured in pedagogical alignment with the competence-based curriculum format and learning outcomes established by the Kenya Institute of Curriculum Development (KICD). This material is independently developed and is not officially endorsed or published by KICD.</w:t>
-      </w:r>
-    </w:p>
-    <w:p>
-      <w:pPr>
-        <w:spacing w:after="60" w:before="0"/>
-      </w:pPr>
-      <w:r>
-        <w:rPr>
-          <w:rFonts w:ascii="Arial" w:cs="Arial" w:eastAsia="Arial" w:hAnsi="Arial"/>
-          <w:b/>
-          <w:bCs/>
-          <w:sz w:val="17"/>
-          <w:szCs w:val="17"/>
-        </w:rPr>
-        <w:t xml:space="preserve">Content &amp; Pedagogy: </w:t>
-      </w:r>
-      <w:r>
-        <w:rPr>
-          <w:rFonts w:ascii="Arial" w:cs="Arial" w:eastAsia="Arial" w:hAnsi="Arial"/>
-          <w:sz w:val="17"/>
-          <w:szCs w:val="17"/>
-        </w:rPr>
-        <w:t xml:space="preserve">Developed and adapted by the educator team at SeaVuria (registered 501(c)(3) in the United States and registered NGO in Kenya, No. 872-850A-BF11), who designed the pedagogical framework, lesson templates and exemplar lessons on which this material is based.</w:t>
-      </w:r>
-    </w:p>
-    <w:p>
-      <w:pPr>
-        <w:spacing w:after="60" w:before="0"/>
-      </w:pPr>
-      <w:r>
-        <w:rPr>
-          <w:rFonts w:ascii="Arial" w:cs="Arial" w:eastAsia="Arial" w:hAnsi="Arial"/>
-          <w:b/>
-          <w:bCs/>
-          <w:sz w:val="17"/>
-          <w:szCs w:val="17"/>
-        </w:rPr>
-        <w:t xml:space="preserve">Production &amp; Layout: </w:t>
-      </w:r>
-      <w:r>
-        <w:rPr>
-          <w:rFonts w:ascii="Arial" w:cs="Arial" w:eastAsia="Arial" w:hAnsi="Arial"/>
-          <w:sz w:val="17"/>
-          <w:szCs w:val="17"/>
-        </w:rPr>
-        <w:t xml:space="preserve">Educational design and curriculum sequencing by SeaVuria. Technical layout, structural formatting, and digital optimization/implementation executed in partnership with ARES Education (registered 501(c)(3) in the United States and Canada (as Afretech Aid) and registered NGO in Kenya), with lesson drafting and compilation assisted by AI (Claude, Anthropic).</w:t>
-      </w:r>
-    </w:p>
-    <w:p>
-      <w:pPr>
-        <w:pBdr>
-          <w:bottom w:val="single" w:color="1F3864" w:sz="6" w:space="6"/>
-        </w:pBdr>
-        <w:spacing w:after="60" w:before="0"/>
-      </w:pPr>
-      <w:r>
-        <w:rPr>
-          <w:rFonts w:ascii="Arial" w:cs="Arial" w:eastAsia="Arial" w:hAnsi="Arial"/>
-          <w:b/>
-          <w:bCs/>
-          <w:sz w:val="17"/>
-          <w:szCs w:val="17"/>
-        </w:rPr>
-        <w:t xml:space="preserve">Licensing &amp; Copyright: </w:t>
-      </w:r>
-      <w:r>
-        <w:rPr>
-          <w:rFonts w:ascii="Arial" w:cs="Arial" w:eastAsia="Arial" w:hAnsi="Arial"/>
-          <w:sz w:val="17"/>
-          <w:szCs w:val="17"/>
-        </w:rPr>
-        <w:t xml:space="preserve">© 2026 SeaVuria and ARES. This work is licensed under a </w:t>
-      </w:r>
-      <w:hyperlink w:history="1" r:id="rIdqs6r7tofxmnkqu2tbaehq">
-        <w:r>
-          <w:rPr>
-            <w:rFonts w:ascii="Arial" w:cs="Arial" w:eastAsia="Arial" w:hAnsi="Arial"/>
-            <w:color w:val="1F6B75"/>
-            <w:sz w:val="17"/>
-            <w:szCs w:val="17"/>
-            <w:u w:val="single" w:color="1F6B75"/>
-          </w:rPr>
-          <w:t xml:space="preserve">Creative Commons Attribution-NonCommercial 4.0 International License</w:t>
-        </w:r>
-      </w:hyperlink>
-      <w:r>
-        <w:rPr>
-          <w:rFonts w:ascii="Arial" w:cs="Arial" w:eastAsia="Arial" w:hAnsi="Arial"/>
-          <w:sz w:val="17"/>
-          <w:szCs w:val="17"/>
-        </w:rPr>
-        <w:t xml:space="preserve"> (</w:t>
-      </w:r>
-      <w:hyperlink w:history="1" r:id="rId6-34bmtp3xklo6llhurnn">
-        <w:r>
-          <w:rPr>
-            <w:rFonts w:ascii="Arial" w:cs="Arial" w:eastAsia="Arial" w:hAnsi="Arial"/>
-            <w:color w:val="1F6B75"/>
-            <w:sz w:val="17"/>
-            <w:szCs w:val="17"/>
-            <w:u w:val="single" w:color="1F6B75"/>
-          </w:rPr>
-          <w:t xml:space="preserve">CC BY-NC 4.0</w:t>
-        </w:r>
-      </w:hyperlink>
-      <w:r>
-        <w:rPr>
-          <w:rFonts w:ascii="Arial" w:cs="Arial" w:eastAsia="Arial" w:hAnsi="Arial"/>
-          <w:sz w:val="17"/>
-          <w:szCs w:val="17"/>
-        </w:rPr>
-        <w:t xml:space="preserve">). To view a copy of this license, visit </w:t>
-      </w:r>
-      <w:hyperlink w:history="1" r:id="rIdypek3jngjymiifqvy52ll">
-        <w:r>
-          <w:rPr>
-            <w:rFonts w:ascii="Arial" w:cs="Arial" w:eastAsia="Arial" w:hAnsi="Arial"/>
-            <w:color w:val="1F6B75"/>
-            <w:sz w:val="17"/>
-            <w:szCs w:val="17"/>
-            <w:u w:val="single" w:color="1F6B75"/>
-          </w:rPr>
-          <w:t xml:space="preserve">https://creativecommons.org/licenses/by-nc/4.0/</w:t>
-        </w:r>
-      </w:hyperlink>
-      <w:r>
-        <w:rPr>
-          <w:rFonts w:ascii="Arial" w:cs="Arial" w:eastAsia="Arial" w:hAnsi="Arial"/>
-          <w:sz w:val="17"/>
-          <w:szCs w:val="17"/>
-        </w:rPr>
-        <w:t xml:space="preserve">. You are free to copy, redistribute, and adapt this material in any medium or format, provided appropriate credit is given and the material is not used for commercial purposes. KICD learning outcomes and curriculum designations reproduced here for alignment purposes remain the property of KICD and are not covered by this license. Linked external resources (e.g. CK-12, Khan Academy, PhET) are subject to their own licenses.</w:t>
       </w:r>
     </w:p>
     <w:p>
@@ -2310,6 +2139,185 @@
         </w:tc>
       </w:tr>
     </w:tbl>
+    <w:p>
+      <w:pPr>
+        <w:spacing w:after="120"/>
+      </w:pPr>
+      <w:r>
+        <w:t xml:space="preserve"/>
+      </w:r>
+    </w:p>
+    <w:p>
+      <w:pPr>
+        <w:spacing w:after="80" w:before="120"/>
+      </w:pPr>
+      <w:r>
+        <w:rPr>
+          <w:rFonts w:ascii="Arial" w:cs="Arial" w:eastAsia="Arial" w:hAnsi="Arial"/>
+          <w:b/>
+          <w:bCs/>
+          <w:color w:val="1F3864"/>
+          <w:sz w:val="20"/>
+          <w:szCs w:val="20"/>
+        </w:rPr>
+        <w:t xml:space="preserve">ATTRIBUTION AND LICENSING</w:t>
+      </w:r>
+    </w:p>
+    <w:p>
+      <w:pPr>
+        <w:spacing w:after="60" w:before="0"/>
+      </w:pPr>
+      <w:r>
+        <w:rPr>
+          <w:rFonts w:ascii="Arial" w:cs="Arial" w:eastAsia="Arial" w:hAnsi="Arial"/>
+          <w:b/>
+          <w:bCs/>
+          <w:sz w:val="17"/>
+          <w:szCs w:val="17"/>
+        </w:rPr>
+        <w:t xml:space="preserve">Curriculum Alignment: </w:t>
+      </w:r>
+      <w:r>
+        <w:rPr>
+          <w:rFonts w:ascii="Arial" w:cs="Arial" w:eastAsia="Arial" w:hAnsi="Arial"/>
+          <w:sz w:val="17"/>
+          <w:szCs w:val="17"/>
+        </w:rPr>
+        <w:t xml:space="preserve">Structured in pedagogical alignment with the competence-based curriculum format and learning outcomes established by the Kenya Institute of Curriculum Development (KICD). This material is independently developed and is not officially endorsed or published by KICD.</w:t>
+      </w:r>
+    </w:p>
+    <w:p>
+      <w:pPr>
+        <w:spacing w:after="60" w:before="0"/>
+      </w:pPr>
+      <w:r>
+        <w:rPr>
+          <w:rFonts w:ascii="Arial" w:cs="Arial" w:eastAsia="Arial" w:hAnsi="Arial"/>
+          <w:b/>
+          <w:bCs/>
+          <w:sz w:val="17"/>
+          <w:szCs w:val="17"/>
+        </w:rPr>
+        <w:t xml:space="preserve">Content &amp; Pedagogy: </w:t>
+      </w:r>
+      <w:r>
+        <w:rPr>
+          <w:rFonts w:ascii="Arial" w:cs="Arial" w:eastAsia="Arial" w:hAnsi="Arial"/>
+          <w:sz w:val="17"/>
+          <w:szCs w:val="17"/>
+        </w:rPr>
+        <w:t xml:space="preserve">Developed and adapted by the educator team at SeaVuria (registered 501(c)(3) in the United States and registered NGO in Kenya, No. 872-850A-BF11), who designed the pedagogical framework, lesson templates and exemplar lessons on which this material is based.</w:t>
+      </w:r>
+    </w:p>
+    <w:p>
+      <w:pPr>
+        <w:spacing w:after="60" w:before="0"/>
+      </w:pPr>
+      <w:r>
+        <w:rPr>
+          <w:rFonts w:ascii="Arial" w:cs="Arial" w:eastAsia="Arial" w:hAnsi="Arial"/>
+          <w:b/>
+          <w:bCs/>
+          <w:sz w:val="17"/>
+          <w:szCs w:val="17"/>
+        </w:rPr>
+        <w:t xml:space="preserve">Production &amp; Layout: </w:t>
+      </w:r>
+      <w:r>
+        <w:rPr>
+          <w:rFonts w:ascii="Arial" w:cs="Arial" w:eastAsia="Arial" w:hAnsi="Arial"/>
+          <w:sz w:val="17"/>
+          <w:szCs w:val="17"/>
+        </w:rPr>
+        <w:t xml:space="preserve">Educational design and curriculum sequencing by SeaVuria. Technical layout, structural formatting, and digital optimization/implementation executed in partnership with ARES Education (registered 501(c)(3) in the United States and Canada (as Afretech Aid) and registered NGO in Kenya), with lesson drafting and compilation assisted by AI (Claude, Anthropic).</w:t>
+      </w:r>
+    </w:p>
+    <w:p>
+      <w:pPr>
+        <w:pBdr>
+          <w:bottom w:val="single" w:color="1F3864" w:sz="6" w:space="6"/>
+        </w:pBdr>
+        <w:spacing w:after="60" w:before="0"/>
+      </w:pPr>
+      <w:r>
+        <w:rPr>
+          <w:rFonts w:ascii="Arial" w:cs="Arial" w:eastAsia="Arial" w:hAnsi="Arial"/>
+          <w:b/>
+          <w:bCs/>
+          <w:sz w:val="17"/>
+          <w:szCs w:val="17"/>
+        </w:rPr>
+        <w:t xml:space="preserve">Licensing &amp; Copyright: </w:t>
+      </w:r>
+      <w:r>
+        <w:rPr>
+          <w:rFonts w:ascii="Arial" w:cs="Arial" w:eastAsia="Arial" w:hAnsi="Arial"/>
+          <w:sz w:val="17"/>
+          <w:szCs w:val="17"/>
+        </w:rPr>
+        <w:t xml:space="preserve">© 2026 SeaVuria and ARES. This work is licensed under a </w:t>
+      </w:r>
+      <w:hyperlink w:history="1" r:id="rIdukkte0bfijhteawfsy6ht">
+        <w:r>
+          <w:rPr>
+            <w:rFonts w:ascii="Arial" w:cs="Arial" w:eastAsia="Arial" w:hAnsi="Arial"/>
+            <w:color w:val="1F6B75"/>
+            <w:sz w:val="17"/>
+            <w:szCs w:val="17"/>
+            <w:u w:val="single" w:color="1F6B75"/>
+          </w:rPr>
+          <w:t xml:space="preserve">Creative Commons Attribution-NonCommercial 4.0 International License</w:t>
+        </w:r>
+      </w:hyperlink>
+      <w:r>
+        <w:rPr>
+          <w:rFonts w:ascii="Arial" w:cs="Arial" w:eastAsia="Arial" w:hAnsi="Arial"/>
+          <w:sz w:val="17"/>
+          <w:szCs w:val="17"/>
+        </w:rPr>
+        <w:t xml:space="preserve"> (</w:t>
+      </w:r>
+      <w:hyperlink w:history="1" r:id="rId3os61w56-yky6ynb-5tb8">
+        <w:r>
+          <w:rPr>
+            <w:rFonts w:ascii="Arial" w:cs="Arial" w:eastAsia="Arial" w:hAnsi="Arial"/>
+            <w:color w:val="1F6B75"/>
+            <w:sz w:val="17"/>
+            <w:szCs w:val="17"/>
+            <w:u w:val="single" w:color="1F6B75"/>
+          </w:rPr>
+          <w:t xml:space="preserve">CC BY-NC 4.0</w:t>
+        </w:r>
+      </w:hyperlink>
+      <w:r>
+        <w:rPr>
+          <w:rFonts w:ascii="Arial" w:cs="Arial" w:eastAsia="Arial" w:hAnsi="Arial"/>
+          <w:sz w:val="17"/>
+          <w:szCs w:val="17"/>
+        </w:rPr>
+        <w:t xml:space="preserve">). To view a copy of this license, visit </w:t>
+      </w:r>
+      <w:hyperlink w:history="1" r:id="rIdwo6rdsyljfjvhj42euj55">
+        <w:r>
+          <w:rPr>
+            <w:rFonts w:ascii="Arial" w:cs="Arial" w:eastAsia="Arial" w:hAnsi="Arial"/>
+            <w:color w:val="1F6B75"/>
+            <w:sz w:val="17"/>
+            <w:szCs w:val="17"/>
+            <w:u w:val="single" w:color="1F6B75"/>
+          </w:rPr>
+          <w:t xml:space="preserve">https://creativecommons.org/licenses/by-nc/4.0/</w:t>
+        </w:r>
+      </w:hyperlink>
+      <w:r>
+        <w:rPr>
+          <w:rFonts w:ascii="Arial" w:cs="Arial" w:eastAsia="Arial" w:hAnsi="Arial"/>
+          <w:sz w:val="17"/>
+          <w:szCs w:val="17"/>
+        </w:rPr>
+        <w:t xml:space="preserve">. You are free to copy, redistribute, and adapt this material in any medium or format, provided appropriate credit is given and the material is not used for commercial purposes. KICD learning outcomes and curriculum designations reproduced here for alignment purposes remain the property of KICD and are not covered by this license. Linked external resources (e.g. CK-12, Khan Academy, PhET) are subject to their own licenses.</w:t>
+      </w:r>
+    </w:p>
     <w:sectPr>
       <w:pgSz w:w="15840" w:h="12240" w:orient="landscape"/>
       <w:pgMar w:top="1080" w:right="1080" w:bottom="1080" w:left="1080" w:header="708" w:footer="708" w:gutter="0"/>

--- a/data/outputs/v2/Essential_Mathematics/SS3.2_Probability_I/Essential_Mathematics_Probability_I_FinalExplanation.docx
+++ b/data/outputs/v2/Essential_Mathematics/SS3.2_Probability_I/Essential_Mathematics_Probability_I_FinalExplanation.docx
@@ -95,7 +95,7 @@
                 <w:sz w:val="22"/>
                 <w:szCs w:val="22"/>
               </w:rPr>
-              <w:t xml:space="preserve">FINAL EXPLANATION: ESSENTIAL MATHEMATICS – GRADE 10 | SUB-STRAND 3.2: PROBABILITY I</w:t>
+              <w:t xml:space="preserve">FINAL EXPLANATION: ESSENTIAL MATHEMATICS GRADE 10 – SUB-STRAND 3.2 PROBABILITY I: FINAL EXPLANATION</w:t>
             </w:r>
           </w:p>
         </w:tc>
@@ -422,240 +422,7 @@
                 <w:sz w:val="18"/>
                 <w:szCs w:val="18"/>
               </w:rPr>
-              <w:t xml:space="preserve">This is your Final Explanation task. You have spent 8 lessons investigating probability, independent events, and the mathematics behind chance. Now it is time to bring everything together and answer the driving question using evidence, mathematical reasoning, and real-world connections.</w:t>
-            </w:r>
-          </w:p>
-          <w:p>
-            <w:pPr>
-              <w:spacing w:after="40" w:before="0"/>
-              <w:jc w:val="left"/>
-            </w:pPr>
-            <w:r>
-              <w:rPr>
-                <w:rFonts w:ascii="Arial" w:cs="Arial" w:eastAsia="Arial" w:hAnsi="Arial"/>
-                <w:b w:val="false"/>
-                <w:bCs w:val="false"/>
-                <w:i w:val="false"/>
-                <w:iCs w:val="false"/>
-                <w:color w:val="000000"/>
-                <w:sz w:val="18"/>
-                <w:szCs w:val="18"/>
-              </w:rPr>
-              <w:t xml:space="preserve"/>
-            </w:r>
-          </w:p>
-          <w:p>
-            <w:pPr>
-              <w:spacing w:after="40" w:before="0"/>
-              <w:jc w:val="left"/>
-            </w:pPr>
-            <w:r>
-              <w:rPr>
-                <w:rFonts w:ascii="Arial" w:cs="Arial" w:eastAsia="Arial" w:hAnsi="Arial"/>
-                <w:b w:val="false"/>
-                <w:bCs w:val="false"/>
-                <w:i w:val="false"/>
-                <w:iCs w:val="false"/>
-                <w:color w:val="000000"/>
-                <w:sz w:val="18"/>
-                <w:szCs w:val="18"/>
-              </w:rPr>
-              <w:t xml:space="preserve">READ THE DRIVING QUESTION CAREFULLY:</w:t>
-            </w:r>
-          </w:p>
-          <w:p>
-            <w:pPr>
-              <w:spacing w:after="40" w:before="0"/>
-              <w:jc w:val="left"/>
-            </w:pPr>
-            <w:r>
-              <w:rPr>
-                <w:rFonts w:ascii="Arial" w:cs="Arial" w:eastAsia="Arial" w:hAnsi="Arial"/>
-                <w:b w:val="false"/>
-                <w:bCs w:val="false"/>
-                <w:i w:val="false"/>
-                <w:iCs w:val="false"/>
-                <w:color w:val="000000"/>
-                <w:sz w:val="18"/>
-                <w:szCs w:val="18"/>
-              </w:rPr>
-              <w:t xml:space="preserve">"If past outcomes of a chance event — like a coin toss or a football match — do not change future probabilities, how can we use mathematics to predict what is likely to happen, and why does this understanding protect us from the dangers of gambling?"</w:t>
-            </w:r>
-          </w:p>
-          <w:p>
-            <w:pPr>
-              <w:spacing w:after="40" w:before="0"/>
-              <w:jc w:val="left"/>
-            </w:pPr>
-            <w:r>
-              <w:rPr>
-                <w:rFonts w:ascii="Arial" w:cs="Arial" w:eastAsia="Arial" w:hAnsi="Arial"/>
-                <w:b w:val="false"/>
-                <w:bCs w:val="false"/>
-                <w:i w:val="false"/>
-                <w:iCs w:val="false"/>
-                <w:color w:val="000000"/>
-                <w:sz w:val="18"/>
-                <w:szCs w:val="18"/>
-              </w:rPr>
-              <w:t xml:space="preserve"/>
-            </w:r>
-          </w:p>
-          <w:p>
-            <w:pPr>
-              <w:spacing w:after="40" w:before="0"/>
-              <w:jc w:val="left"/>
-            </w:pPr>
-            <w:r>
-              <w:rPr>
-                <w:rFonts w:ascii="Arial" w:cs="Arial" w:eastAsia="Arial" w:hAnsi="Arial"/>
-                <w:b w:val="false"/>
-                <w:bCs w:val="false"/>
-                <w:i w:val="false"/>
-                <w:iCs w:val="false"/>
-                <w:color w:val="000000"/>
-                <w:sz w:val="18"/>
-                <w:szCs w:val="18"/>
-              </w:rPr>
-              <w:t xml:space="preserve">YOUR TASK: Write a complete, well-reasoned explanation that answers every part of the driving question. Your response must:</w:t>
-            </w:r>
-          </w:p>
-          <w:p>
-            <w:pPr>
-              <w:spacing w:after="30" w:before="0"/>
-              <w:ind w:left="360" w:hanging="180"/>
-              <w:jc w:val="left"/>
-            </w:pPr>
-            <w:r>
-              <w:rPr>
-                <w:rFonts w:ascii="Arial" w:cs="Arial" w:eastAsia="Arial" w:hAnsi="Arial"/>
-                <w:b w:val="false"/>
-                <w:bCs w:val="false"/>
-                <w:i w:val="false"/>
-                <w:iCs w:val="false"/>
-                <w:color w:val="000000"/>
-                <w:sz w:val="18"/>
-                <w:szCs w:val="18"/>
-              </w:rPr>
-              <w:t xml:space="preserve">–  Use correct mathematical vocabulary (probability, equally likely events, mutually exclusive events, sample space, independent events, the gambler's fallacy, theoretical vs. experimental probability).</w:t>
-            </w:r>
-          </w:p>
-          <w:p>
-            <w:pPr>
-              <w:spacing w:after="30" w:before="0"/>
-              <w:ind w:left="360" w:hanging="180"/>
-              <w:jc w:val="left"/>
-            </w:pPr>
-            <w:r>
-              <w:rPr>
-                <w:rFonts w:ascii="Arial" w:cs="Arial" w:eastAsia="Arial" w:hAnsi="Arial"/>
-                <w:b w:val="false"/>
-                <w:bCs w:val="false"/>
-                <w:i w:val="false"/>
-                <w:iCs w:val="false"/>
-                <w:color w:val="000000"/>
-                <w:sz w:val="18"/>
-                <w:szCs w:val="18"/>
-              </w:rPr>
-              <w:t xml:space="preserve">–  Include at least TWO mathematical calculations or expressions to support your reasoning.</w:t>
-            </w:r>
-          </w:p>
-          <w:p>
-            <w:pPr>
-              <w:spacing w:after="30" w:before="0"/>
-              <w:ind w:left="360" w:hanging="180"/>
-              <w:jc w:val="left"/>
-            </w:pPr>
-            <w:r>
-              <w:rPr>
-                <w:rFonts w:ascii="Arial" w:cs="Arial" w:eastAsia="Arial" w:hAnsi="Arial"/>
-                <w:b w:val="false"/>
-                <w:bCs w:val="false"/>
-                <w:i w:val="false"/>
-                <w:iCs w:val="false"/>
-                <w:color w:val="000000"/>
-                <w:sz w:val="18"/>
-                <w:szCs w:val="18"/>
-              </w:rPr>
-              <w:t xml:space="preserve">–  Reference the anchoring phenomenon (Gor Mahia FC's winning streak and betting culture in Nairobi).</w:t>
-            </w:r>
-          </w:p>
-          <w:p>
-            <w:pPr>
-              <w:spacing w:after="30" w:before="0"/>
-              <w:ind w:left="360" w:hanging="180"/>
-              <w:jc w:val="left"/>
-            </w:pPr>
-            <w:r>
-              <w:rPr>
-                <w:rFonts w:ascii="Arial" w:cs="Arial" w:eastAsia="Arial" w:hAnsi="Arial"/>
-                <w:b w:val="false"/>
-                <w:bCs w:val="false"/>
-                <w:i w:val="false"/>
-                <w:iCs w:val="false"/>
-                <w:color w:val="000000"/>
-                <w:sz w:val="18"/>
-                <w:szCs w:val="18"/>
-              </w:rPr>
-              <w:t xml:space="preserve">–  Connect probability mathematics to real-life decision-making and the dangers of gambling.</w:t>
-            </w:r>
-          </w:p>
-          <w:p>
-            <w:pPr>
-              <w:spacing w:after="30" w:before="0"/>
-              <w:ind w:left="360" w:hanging="180"/>
-              <w:jc w:val="left"/>
-            </w:pPr>
-            <w:r>
-              <w:rPr>
-                <w:rFonts w:ascii="Arial" w:cs="Arial" w:eastAsia="Arial" w:hAnsi="Arial"/>
-                <w:b w:val="false"/>
-                <w:bCs w:val="false"/>
-                <w:i w:val="false"/>
-                <w:iCs w:val="false"/>
-                <w:color w:val="000000"/>
-                <w:sz w:val="18"/>
-                <w:szCs w:val="18"/>
-              </w:rPr>
-              <w:t xml:space="preserve">–  Be written in full sentences and organised into clear sections using the headings provided below.</w:t>
-            </w:r>
-          </w:p>
-          <w:p>
-            <w:pPr>
-              <w:spacing w:after="40" w:before="0"/>
-              <w:jc w:val="left"/>
-            </w:pPr>
-            <w:r>
-              <w:rPr>
-                <w:rFonts w:ascii="Arial" w:cs="Arial" w:eastAsia="Arial" w:hAnsi="Arial"/>
-                <w:b w:val="false"/>
-                <w:bCs w:val="false"/>
-                <w:i w:val="false"/>
-                <w:iCs w:val="false"/>
-                <w:color w:val="000000"/>
-                <w:sz w:val="18"/>
-                <w:szCs w:val="18"/>
-              </w:rPr>
-              <w:t xml:space="preserve"/>
-            </w:r>
-          </w:p>
-          <w:p>
-            <w:pPr>
-              <w:spacing w:after="40" w:before="0"/>
-              <w:jc w:val="left"/>
-            </w:pPr>
-            <w:r>
-              <w:rPr>
-                <w:rFonts w:ascii="Arial" w:cs="Arial" w:eastAsia="Arial" w:hAnsi="Arial"/>
-                <w:b w:val="false"/>
-                <w:bCs w:val="false"/>
-                <w:i w:val="false"/>
-                <w:iCs w:val="false"/>
-                <w:color w:val="000000"/>
-                <w:sz w:val="18"/>
-                <w:szCs w:val="18"/>
-              </w:rPr>
-              <w:t xml:space="preserve">Work through each section in order. The exemplar response beneath each prompt shows you the level of thinking expected — use it as a guide, NOT something to copy.</w:t>
+              <w:t xml:space="preserve">Answer all five questions in the space under each prompt. Remember the puzzle we began with: during the 2023 Kenyan Premier League season, fans said Gor Mahia FC was 'due' for a loss after a winning streak, while betting advertisements on Nairobi matatus and social media told youth they could 'beat the odds'. Use what you learned in Lessons 1 to 8: your coin, die and token experiments, the probability formula, the range of probability, mutually exclusive events and independent events. Show all working, write probabilities as fractions in their simplest form, and explain your reasoning in full sentences. Where a question says 'suppose', use the numbers given for that question only.</w:t>
             </w:r>
           </w:p>
         </w:tc>
@@ -683,14 +450,12 @@
         <w:tblLayout w:type="fixed"/>
       </w:tblPr>
       <w:tblGrid>
-        <w:gridCol w:w="3000"/>
-        <w:gridCol w:w="10680"/>
+        <w:gridCol w:w="13680"/>
       </w:tblGrid>
       <w:tr>
         <w:tc>
           <w:tcPr>
             <w:tcW w:type="dxa" w:w="13680"/>
-            <w:gridSpan w:val="2"/>
             <w:shd w:fill="1F3864" w:color="auto" w:val="clear"/>
             <w:tcMar>
               <w:top w:type="dxa" w:w="60"/>
@@ -716,15 +481,15 @@
                 <w:sz w:val="22"/>
                 <w:szCs w:val="22"/>
               </w:rPr>
-              <w:t xml:space="preserve">Section 1: What Is Probability and How Do We Measure It?</w:t>
-            </w:r>
-          </w:p>
-        </w:tc>
-      </w:tr>
-      <w:tr>
-        <w:tc>
-          <w:tcPr>
-            <w:tcW w:type="dxa" w:w="3000"/>
+              <w:t xml:space="preserve">Part 1: Does the past change the chance? (Equally likely events)</w:t>
+            </w:r>
+          </w:p>
+        </w:tc>
+      </w:tr>
+      <w:tr>
+        <w:tc>
+          <w:tcPr>
+            <w:tcW w:type="dxa" w:w="13680"/>
             <w:shd w:fill="D9EEF1" w:color="auto" w:val="clear"/>
             <w:tcMar>
               <w:top w:type="dxa" w:w="60"/>
@@ -750,13 +515,94 @@
                 <w:sz w:val="18"/>
                 <w:szCs w:val="18"/>
               </w:rPr>
-              <w:t xml:space="preserve">In your own words, explain what probability is and how it is measured. Define the probability scale from 0 to 1 (or 0% to 100%) and explain what values at each end mean. Use at least ONE example from everyday Kenyan life — this could involve a coin, a die, a football match, or a common activity like drawing a card or picking a bean from a bag. Make sure you write the probability as a fraction, decimal, and percentage.</w:t>
-            </w:r>
-          </w:p>
-        </w:tc>
-        <w:tc>
-          <w:tcPr>
-            <w:tcW w:type="dxa" w:w="10680"/>
+              <w:t xml:space="preserve">In our class experiment, each pair tossed a 10-shilling coin 40 times and we pooled the results. A fan at a Nairobi bus stage says: 'A coin has landed on heads five times in a row, so tails is now more likely.'</w:t>
+            </w:r>
+          </w:p>
+          <w:p>
+            <w:pPr>
+              <w:spacing w:after="40" w:before="0"/>
+              <w:jc w:val="left"/>
+            </w:pPr>
+            <w:r>
+              <w:rPr>
+                <w:rFonts w:ascii="Arial" w:cs="Arial" w:eastAsia="Arial" w:hAnsi="Arial"/>
+                <w:b/>
+                <w:bCs/>
+                <w:i w:val="false"/>
+                <w:iCs w:val="false"/>
+                <w:color w:val="000000"/>
+                <w:sz w:val="18"/>
+                <w:szCs w:val="18"/>
+              </w:rPr>
+              <w:t xml:space="preserve">(a) What is the theoretical probability of heads on one toss of a fair coin? Show how you get it using the formula.</w:t>
+            </w:r>
+          </w:p>
+          <w:p>
+            <w:pPr>
+              <w:spacing w:after="40" w:before="0"/>
+              <w:jc w:val="left"/>
+            </w:pPr>
+            <w:r>
+              <w:rPr>
+                <w:rFonts w:ascii="Arial" w:cs="Arial" w:eastAsia="Arial" w:hAnsi="Arial"/>
+                <w:b/>
+                <w:bCs/>
+                <w:i w:val="false"/>
+                <w:iCs w:val="false"/>
+                <w:color w:val="000000"/>
+                <w:sz w:val="18"/>
+                <w:szCs w:val="18"/>
+              </w:rPr>
+              <w:t xml:space="preserve">(b) Is the fan correct? Explain your answer using what you know about how one toss relates to the next.</w:t>
+            </w:r>
+          </w:p>
+          <w:p>
+            <w:pPr>
+              <w:spacing w:after="40" w:before="0"/>
+              <w:jc w:val="left"/>
+            </w:pPr>
+            <w:r>
+              <w:rPr>
+                <w:rFonts w:ascii="Arial" w:cs="Arial" w:eastAsia="Arial" w:hAnsi="Arial"/>
+                <w:b/>
+                <w:bCs/>
+                <w:i w:val="false"/>
+                <w:iCs w:val="false"/>
+                <w:color w:val="000000"/>
+                <w:sz w:val="18"/>
+                <w:szCs w:val="18"/>
+              </w:rPr>
+              <w:t xml:space="preserve">(c) Why did pooling the whole class's results give a more reliable estimate of the probability than your own pair's 40 tosses?</w:t>
+            </w:r>
+          </w:p>
+          <w:p>
+            <w:pPr>
+              <w:spacing w:after="40" w:before="0"/>
+              <w:jc w:val="left"/>
+            </w:pPr>
+            <w:r>
+              <w:rPr>
+                <w:rFonts w:ascii="Arial" w:cs="Arial" w:eastAsia="Arial" w:hAnsi="Arial"/>
+                <w:b/>
+                <w:bCs/>
+                <w:i w:val="false"/>
+                <w:iCs w:val="false"/>
+                <w:color w:val="000000"/>
+                <w:sz w:val="18"/>
+                <w:szCs w:val="18"/>
+              </w:rPr>
+              <w:t xml:space="preserve">(d) Name the mistake in thinking that the fan, and the fans who said Gor Mahia was 'due' for a loss, are making.</w:t>
+            </w:r>
+          </w:p>
+        </w:tc>
+      </w:tr>
+      <w:tr>
+        <w:trPr>
+          <w:trHeight w:val="4200" w:hRule="atLeast"/>
+        </w:trPr>
+        <w:tc>
+          <w:tcPr>
+            <w:tcW w:type="dxa" w:w="13680"/>
             <w:shd w:fill="FFFFFF" w:color="auto" w:val="clear"/>
             <w:tcMar>
               <w:top w:type="dxa" w:w="60"/>
@@ -776,13 +622,13 @@
                 <w:rFonts w:ascii="Arial" w:cs="Arial" w:eastAsia="Arial" w:hAnsi="Arial"/>
                 <w:b w:val="false"/>
                 <w:bCs w:val="false"/>
-                <w:i w:val="false"/>
-                <w:iCs w:val="false"/>
-                <w:color w:val="000000"/>
-                <w:sz w:val="18"/>
-                <w:szCs w:val="18"/>
-              </w:rPr>
-              <w:t xml:space="preserve">Probability is a measure of how likely it is that a particular event will happen. We express probability as a number between 0 and 1, where 0 means the event is impossible and 1 means the event is certain. For example, the probability that the sun will rise tomorrow over Nairobi is 1 — it is certain. The probability that a githeri grain chosen at random from a pot of 10 beans and 10 maize is a bean is 10/20 = 1/2 = 0.5 = 50%. This tells us there is an equal chance of picking either a bean or a maize grain. Events with a probability close to 0 are very unlikely, events close to 0.5 are roughly even, and events close to 1 are very likely. Understanding this scale is the first step in reading any probability situation mathematically, rather than relying on gut feeling or superstition.</w:t>
+                <w:i/>
+                <w:iCs/>
+                <w:color w:val="808080"/>
+                <w:sz w:val="18"/>
+                <w:szCs w:val="18"/>
+              </w:rPr>
+              <w:t xml:space="preserve">Write your answer here:</w:t>
             </w:r>
           </w:p>
         </w:tc>
@@ -810,14 +656,12 @@
         <w:tblLayout w:type="fixed"/>
       </w:tblPr>
       <w:tblGrid>
-        <w:gridCol w:w="3000"/>
-        <w:gridCol w:w="10680"/>
+        <w:gridCol w:w="13680"/>
       </w:tblGrid>
       <w:tr>
         <w:tc>
           <w:tcPr>
             <w:tcW w:type="dxa" w:w="13680"/>
-            <w:gridSpan w:val="2"/>
             <w:shd w:fill="1F3864" w:color="auto" w:val="clear"/>
             <w:tcMar>
               <w:top w:type="dxa" w:w="60"/>
@@ -843,15 +687,15 @@
                 <w:sz w:val="22"/>
                 <w:szCs w:val="22"/>
               </w:rPr>
-              <w:t xml:space="preserve">Section 2: Equally Likely Events, Sample Space, and Mutually Exclusive Events</w:t>
-            </w:r>
-          </w:p>
-        </w:tc>
-      </w:tr>
-      <w:tr>
-        <w:tc>
-          <w:tcPr>
-            <w:tcW w:type="dxa" w:w="3000"/>
+              <w:t xml:space="preserve">Part 2: Computing probabilities from the mandazi bag (Equally likely outcomes and the range of probability)</w:t>
+            </w:r>
+          </w:p>
+        </w:tc>
+      </w:tr>
+      <w:tr>
+        <w:tc>
+          <w:tcPr>
+            <w:tcW w:type="dxa" w:w="13680"/>
             <w:shd w:fill="D9EEF1" w:color="auto" w:val="clear"/>
             <w:tcMar>
               <w:top w:type="dxa" w:w="60"/>
@@ -877,13 +721,94 @@
                 <w:sz w:val="18"/>
                 <w:szCs w:val="18"/>
               </w:rPr>
-              <w:t xml:space="preserve">Explain what it means for events to be equally likely, and define what a sample space is using a specific example. Then explain what mutually exclusive events are and give ONE example from the Gor Mahia FC phenomenon — for instance, the possible outcomes of a single football match. Write out the sample space for your chosen example and calculate the probability of at least one of the mutually exclusive outcomes.</w:t>
-            </w:r>
-          </w:p>
-        </w:tc>
-        <w:tc>
-          <w:tcPr>
-            <w:tcW w:type="dxa" w:w="10680"/>
+              <w:t xml:space="preserve">A cloth bag at a school canteen holds 15 tokens that represent mandazi flavours: 6 plain (white), 5 coconut (yellow) and 4 cardamom (green). One token is drawn at random.</w:t>
+            </w:r>
+          </w:p>
+          <w:p>
+            <w:pPr>
+              <w:spacing w:after="40" w:before="0"/>
+              <w:jc w:val="left"/>
+            </w:pPr>
+            <w:r>
+              <w:rPr>
+                <w:rFonts w:ascii="Arial" w:cs="Arial" w:eastAsia="Arial" w:hAnsi="Arial"/>
+                <w:b/>
+                <w:bCs/>
+                <w:i w:val="false"/>
+                <w:iCs w:val="false"/>
+                <w:color w:val="000000"/>
+                <w:sz w:val="18"/>
+                <w:szCs w:val="18"/>
+              </w:rPr>
+              <w:t xml:space="preserve">(a) Calculate P(plain), P(coconut) and P(cardamom) as fractions in simplest form.</w:t>
+            </w:r>
+          </w:p>
+          <w:p>
+            <w:pPr>
+              <w:spacing w:after="40" w:before="0"/>
+              <w:jc w:val="left"/>
+            </w:pPr>
+            <w:r>
+              <w:rPr>
+                <w:rFonts w:ascii="Arial" w:cs="Arial" w:eastAsia="Arial" w:hAnsi="Arial"/>
+                <w:b/>
+                <w:bCs/>
+                <w:i w:val="false"/>
+                <w:iCs w:val="false"/>
+                <w:color w:val="000000"/>
+                <w:sz w:val="18"/>
+                <w:szCs w:val="18"/>
+              </w:rPr>
+              <w:t xml:space="preserve">(b) Add the three probabilities. What does your total tell you about the possible outcomes of one draw?</w:t>
+            </w:r>
+          </w:p>
+          <w:p>
+            <w:pPr>
+              <w:spacing w:after="40" w:before="0"/>
+              <w:jc w:val="left"/>
+            </w:pPr>
+            <w:r>
+              <w:rPr>
+                <w:rFonts w:ascii="Arial" w:cs="Arial" w:eastAsia="Arial" w:hAnsi="Arial"/>
+                <w:b/>
+                <w:bCs/>
+                <w:i w:val="false"/>
+                <w:iCs w:val="false"/>
+                <w:color w:val="000000"/>
+                <w:sz w:val="18"/>
+                <w:szCs w:val="18"/>
+              </w:rPr>
+              <w:t xml:space="preserve">(c) Write down one event for this bag that has probability 0, and one that has probability 1.</w:t>
+            </w:r>
+          </w:p>
+          <w:p>
+            <w:pPr>
+              <w:spacing w:after="40" w:before="0"/>
+              <w:jc w:val="left"/>
+            </w:pPr>
+            <w:r>
+              <w:rPr>
+                <w:rFonts w:ascii="Arial" w:cs="Arial" w:eastAsia="Arial" w:hAnsi="Arial"/>
+                <w:b/>
+                <w:bCs/>
+                <w:i w:val="false"/>
+                <w:iCs w:val="false"/>
+                <w:color w:val="000000"/>
+                <w:sz w:val="18"/>
+                <w:szCs w:val="18"/>
+              </w:rPr>
+              <w:t xml:space="preserve">(d) A betting advertisement claims '120% chance of winning'. Using the range of probability, explain whether this claim can be true.</w:t>
+            </w:r>
+          </w:p>
+        </w:tc>
+      </w:tr>
+      <w:tr>
+        <w:trPr>
+          <w:trHeight w:val="4200" w:hRule="atLeast"/>
+        </w:trPr>
+        <w:tc>
+          <w:tcPr>
+            <w:tcW w:type="dxa" w:w="13680"/>
             <w:shd w:fill="FFFFFF" w:color="auto" w:val="clear"/>
             <w:tcMar>
               <w:top w:type="dxa" w:w="60"/>
@@ -903,13 +828,13 @@
                 <w:rFonts w:ascii="Arial" w:cs="Arial" w:eastAsia="Arial" w:hAnsi="Arial"/>
                 <w:b w:val="false"/>
                 <w:bCs w:val="false"/>
-                <w:i w:val="false"/>
-                <w:iCs w:val="false"/>
-                <w:color w:val="000000"/>
-                <w:sz w:val="18"/>
-                <w:szCs w:val="18"/>
-              </w:rPr>
-              <w:t xml:space="preserve">Equally likely events are outcomes that each have the same chance of occurring. For example, when a fair coin is tossed, the two possible outcomes — heads (H) and tails (T) — are equally likely. The sample space is the complete list of all possible outcomes. For a single coin toss, the sample space is S = {H, T}, so there are 2 equally likely outcomes. When we consider the result of a Gor Mahia FC match, the sample space is S = {Win, Draw, Loss}. A Win and a Loss are mutually exclusive events — they cannot both happen in the same match at the same time. If we assume each outcome is equally likely, then P(Win) = 1/3 ≈ 0.33 = 33%. Mutually exclusive events are important because knowing one outcome happened immediately tells us the other outcomes in that set did not. However, just because Gor Mahia won their last match does NOT mean a loss is now more likely in the next one — that would be a mathematical error called the gambler's fallacy.</w:t>
+                <w:i/>
+                <w:iCs/>
+                <w:color w:val="808080"/>
+                <w:sz w:val="18"/>
+                <w:szCs w:val="18"/>
+              </w:rPr>
+              <w:t xml:space="preserve">Write your answer here:</w:t>
             </w:r>
           </w:p>
         </w:tc>
@@ -937,14 +862,12 @@
         <w:tblLayout w:type="fixed"/>
       </w:tblPr>
       <w:tblGrid>
-        <w:gridCol w:w="3000"/>
-        <w:gridCol w:w="10680"/>
+        <w:gridCol w:w="13680"/>
       </w:tblGrid>
       <w:tr>
         <w:tc>
           <w:tcPr>
             <w:tcW w:type="dxa" w:w="13680"/>
-            <w:gridSpan w:val="2"/>
             <w:shd w:fill="1F3864" w:color="auto" w:val="clear"/>
             <w:tcMar>
               <w:top w:type="dxa" w:w="60"/>
@@ -970,15 +893,15 @@
                 <w:sz w:val="22"/>
                 <w:szCs w:val="22"/>
               </w:rPr>
-              <w:t xml:space="preserve">Section 3: Independent Events and the Gambler's Fallacy</w:t>
-            </w:r>
-          </w:p>
-        </w:tc>
-      </w:tr>
-      <w:tr>
-        <w:tc>
-          <w:tcPr>
-            <w:tcW w:type="dxa" w:w="3000"/>
+              <w:t xml:space="preserve">Part 3: Mutually exclusive events and the addition rule</w:t>
+            </w:r>
+          </w:p>
+        </w:tc>
+      </w:tr>
+      <w:tr>
+        <w:tc>
+          <w:tcPr>
+            <w:tcW w:type="dxa" w:w="13680"/>
             <w:shd w:fill="D9EEF1" w:color="auto" w:val="clear"/>
             <w:tcMar>
               <w:top w:type="dxa" w:w="60"/>
@@ -1004,13 +927,75 @@
                 <w:sz w:val="18"/>
                 <w:szCs w:val="18"/>
               </w:rPr>
-              <w:t xml:space="preserve">This is the heart of the driving question. Explain clearly what an independent event is in mathematical terms. Then describe the gambler's fallacy — the mistaken belief that past results change future probabilities. Use the Gor Mahia winning streak AND a coin-toss example to show mathematically why the gambler's fallacy is wrong. You must include a calculation showing the probability of getting heads on a 6th toss after already getting heads 5 times in a row.</w:t>
-            </w:r>
-          </w:p>
-        </w:tc>
-        <w:tc>
-          <w:tcPr>
-            <w:tcW w:type="dxa" w:w="10680"/>
+              <w:t xml:space="preserve">(a) Use the mandazi bag from Part 2. Are the events 'draw a plain mandazi' and 'draw a coconut mandazi' mutually exclusive on a single draw? Explain what mutually exclusive means.</w:t>
+            </w:r>
+          </w:p>
+          <w:p>
+            <w:pPr>
+              <w:spacing w:after="40" w:before="0"/>
+              <w:jc w:val="left"/>
+            </w:pPr>
+            <w:r>
+              <w:rPr>
+                <w:rFonts w:ascii="Arial" w:cs="Arial" w:eastAsia="Arial" w:hAnsi="Arial"/>
+                <w:b/>
+                <w:bCs/>
+                <w:i w:val="false"/>
+                <w:iCs w:val="false"/>
+                <w:color w:val="000000"/>
+                <w:sz w:val="18"/>
+                <w:szCs w:val="18"/>
+              </w:rPr>
+              <w:t xml:space="preserve">(b) Calculate P(plain or coconut) for one draw and show your rule.</w:t>
+            </w:r>
+          </w:p>
+          <w:p>
+            <w:pPr>
+              <w:spacing w:after="40" w:before="0"/>
+              <w:jc w:val="left"/>
+            </w:pPr>
+            <w:r>
+              <w:rPr>
+                <w:rFonts w:ascii="Arial" w:cs="Arial" w:eastAsia="Arial" w:hAnsi="Arial"/>
+                <w:b/>
+                <w:bCs/>
+                <w:i w:val="false"/>
+                <w:iCs w:val="false"/>
+                <w:color w:val="000000"/>
+                <w:sz w:val="18"/>
+                <w:szCs w:val="18"/>
+              </w:rPr>
+              <w:t xml:space="preserve">(c) In our token experiment each group drew 20 times with replacement. Why might a group's experimental result for 'plain or coconut' be close to, but not exactly equal to, your answer in (b)?</w:t>
+            </w:r>
+          </w:p>
+          <w:p>
+            <w:pPr>
+              <w:spacing w:after="40" w:before="0"/>
+              <w:jc w:val="left"/>
+            </w:pPr>
+            <w:r>
+              <w:rPr>
+                <w:rFonts w:ascii="Arial" w:cs="Arial" w:eastAsia="Arial" w:hAnsi="Arial"/>
+                <w:b/>
+                <w:bCs/>
+                <w:i w:val="false"/>
+                <w:iCs w:val="false"/>
+                <w:color w:val="000000"/>
+                <w:sz w:val="18"/>
+                <w:szCs w:val="18"/>
+              </w:rPr>
+              <w:t xml:space="preserve">(d) Suppose that, for one Gor Mahia match, we assume P(Win) = 1/3 and P(Draw) = 1/3 and that Win, Draw and Loss are the only possible results. (Real matches need not have equal chances; use these numbers for this question only.) Calculate P(Win or Draw). Then explain why a betting advertisement that only talks about 'Win or Draw' could mislead a bettor, and state when the addition rule must not be used.</w:t>
+            </w:r>
+          </w:p>
+        </w:tc>
+      </w:tr>
+      <w:tr>
+        <w:trPr>
+          <w:trHeight w:val="4200" w:hRule="atLeast"/>
+        </w:trPr>
+        <w:tc>
+          <w:tcPr>
+            <w:tcW w:type="dxa" w:w="13680"/>
             <w:shd w:fill="FFFFFF" w:color="auto" w:val="clear"/>
             <w:tcMar>
               <w:top w:type="dxa" w:w="60"/>
@@ -1030,13 +1015,13 @@
                 <w:rFonts w:ascii="Arial" w:cs="Arial" w:eastAsia="Arial" w:hAnsi="Arial"/>
                 <w:b w:val="false"/>
                 <w:bCs w:val="false"/>
-                <w:i w:val="false"/>
-                <w:iCs w:val="false"/>
-                <w:color w:val="000000"/>
-                <w:sz w:val="18"/>
-                <w:szCs w:val="18"/>
-              </w:rPr>
-              <w:t xml:space="preserve">Two events are independent if the outcome of one has absolutely no effect on the probability of the other. A coin toss is a perfect example: no matter how many times you toss the coin, each new toss is a fresh start with P(Heads) = 1/2. Suppose you toss a fair coin and get Heads five times in a row. Many people feel that Tails is 'overdue' and must be more likely on the 6th toss. This is the gambler's fallacy — a false belief. Mathematically, the probability of Heads on the 6th toss is still exactly P(Heads) = 1/2 = 0.5 = 50%. The coin has no memory. The same principle applies to Gor Mahia's matches. Each football match is an independent event. If Gor Mahia won 8 matches in a row, commentators who say the team is 'due for a loss' are committing the gambler's fallacy. The probability of the result in match 9 is not affected by the previous 8 results. Sports betting companies and advertisers exploit this fallacy deliberately — they encourage fans to believe patterns in past results reveal future certainties, when in reality each match resets. Recognising independence mathematically protects you from being misled.</w:t>
+                <w:i/>
+                <w:iCs/>
+                <w:color w:val="808080"/>
+                <w:sz w:val="18"/>
+                <w:szCs w:val="18"/>
+              </w:rPr>
+              <w:t xml:space="preserve">Write your answer here:</w:t>
             </w:r>
           </w:p>
         </w:tc>
@@ -1064,14 +1049,12 @@
         <w:tblLayout w:type="fixed"/>
       </w:tblPr>
       <w:tblGrid>
-        <w:gridCol w:w="3000"/>
-        <w:gridCol w:w="10680"/>
+        <w:gridCol w:w="13680"/>
       </w:tblGrid>
       <w:tr>
         <w:tc>
           <w:tcPr>
             <w:tcW w:type="dxa" w:w="13680"/>
-            <w:gridSpan w:val="2"/>
             <w:shd w:fill="1F3864" w:color="auto" w:val="clear"/>
             <w:tcMar>
               <w:top w:type="dxa" w:w="60"/>
@@ -1097,15 +1080,15 @@
                 <w:sz w:val="22"/>
                 <w:szCs w:val="22"/>
               </w:rPr>
-              <w:t xml:space="preserve">Section 4: Theoretical vs. Experimental Probability — What Patterns Can We Trust?</w:t>
-            </w:r>
-          </w:p>
-        </w:tc>
-      </w:tr>
-      <w:tr>
-        <w:tc>
-          <w:tcPr>
-            <w:tcW w:type="dxa" w:w="3000"/>
+              <w:t xml:space="preserve">Part 4: Independent events, the multiplication rule and why the stall always wins</w:t>
+            </w:r>
+          </w:p>
+        </w:tc>
+      </w:tr>
+      <w:tr>
+        <w:tc>
+          <w:tcPr>
+            <w:tcW w:type="dxa" w:w="13680"/>
             <w:shd w:fill="D9EEF1" w:color="auto" w:val="clear"/>
             <w:tcMar>
               <w:top w:type="dxa" w:w="60"/>
@@ -1131,13 +1114,56 @@
                 <w:sz w:val="18"/>
                 <w:szCs w:val="18"/>
               </w:rPr>
-              <w:t xml:space="preserve">Explain the difference between theoretical probability and experimental probability. Describe what happens when you repeat a chance experiment many times (refer to the Law of Large Numbers in simple terms). Use an example from your classwork — such as tossing a coin 10 times vs. 100 times, or recording the outcomes of simulated Gor Mahia matches — to explain why experimental probability gets closer to theoretical probability over many trials, but this does NOT mean any single outcome is 'due.' Finish by explaining what mathematics CAN and CANNOT tell us about predicting individual outcomes.</w:t>
-            </w:r>
-          </w:p>
-        </w:tc>
-        <w:tc>
-          <w:tcPr>
-            <w:tcW w:type="dxa" w:w="10680"/>
+              <w:t xml:space="preserve">(a) Suppose that for each match the probability that Gor Mahia wins is 1/3 (an assumed value for this question), and each match is independent. Calculate the probability that Gor Mahia wins two matches in a row, and then three matches in a row. Show the rule you use.</w:t>
+            </w:r>
+          </w:p>
+          <w:p>
+            <w:pPr>
+              <w:spacing w:after="40" w:before="0"/>
+              <w:jc w:val="left"/>
+            </w:pPr>
+            <w:r>
+              <w:rPr>
+                <w:rFonts w:ascii="Arial" w:cs="Arial" w:eastAsia="Arial" w:hAnsi="Arial"/>
+                <w:b/>
+                <w:bCs/>
+                <w:i w:val="false"/>
+                <w:iCs w:val="false"/>
+                <w:color w:val="000000"/>
+                <w:sz w:val="18"/>
+                <w:szCs w:val="18"/>
+              </w:rPr>
+              <w:t xml:space="preserve">(b) Gor Mahia has just won five matches in a row. A fan says the probability of winning the sixth match must now be different from 1/3. Use the idea of independent events to respond.</w:t>
+            </w:r>
+          </w:p>
+          <w:p>
+            <w:pPr>
+              <w:spacing w:after="40" w:before="0"/>
+              <w:jc w:val="left"/>
+            </w:pPr>
+            <w:r>
+              <w:rPr>
+                <w:rFonts w:ascii="Arial" w:cs="Arial" w:eastAsia="Arial" w:hAnsi="Arial"/>
+                <w:b/>
+                <w:bCs/>
+                <w:i w:val="false"/>
+                <w:iCs w:val="false"/>
+                <w:color w:val="000000"/>
+                <w:sz w:val="18"/>
+                <w:szCs w:val="18"/>
+              </w:rPr>
+              <w:t xml:space="preserve">(c) A betting stall in Nairobi charges Ksh 20 per spin. A player wins Ksh 30 whenever the spinner lands on the winning sector, and P(win) = 1/3 on each spin. Over 180 spins, a win is expected on about 1/3 of the spins. Using this, work out the money you would expect the stall to collect, the money you would expect it to pay out, and the profit you would expect. Explain what this shows about gambling.</w:t>
+            </w:r>
+          </w:p>
+        </w:tc>
+      </w:tr>
+      <w:tr>
+        <w:trPr>
+          <w:trHeight w:val="4200" w:hRule="atLeast"/>
+        </w:trPr>
+        <w:tc>
+          <w:tcPr>
+            <w:tcW w:type="dxa" w:w="13680"/>
             <w:shd w:fill="FFFFFF" w:color="auto" w:val="clear"/>
             <w:tcMar>
               <w:top w:type="dxa" w:w="60"/>
@@ -1157,13 +1183,13 @@
                 <w:rFonts w:ascii="Arial" w:cs="Arial" w:eastAsia="Arial" w:hAnsi="Arial"/>
                 <w:b w:val="false"/>
                 <w:bCs w:val="false"/>
-                <w:i w:val="false"/>
-                <w:iCs w:val="false"/>
-                <w:color w:val="000000"/>
-                <w:sz w:val="18"/>
-                <w:szCs w:val="18"/>
-              </w:rPr>
-              <w:t xml:space="preserve">Theoretical probability is what we calculate using mathematics based on equally likely outcomes. For a fair die, the theoretical probability of rolling a 3 is P(3) = 1/6 ≈ 0.167 = 16.7%. Experimental probability is what we actually observe when we carry out a real experiment. If you toss a coin 10 times and get 7 Heads, the experimental probability of Heads is 7/10 = 0.7 = 70% — which is far from the theoretical 50%. However, if you toss the coin 1,000 times, the experimental probability will get much closer to 50%. This is sometimes called the Law of Large Numbers: over many trials, experimental results approach theoretical probability. This is a statement about long-run patterns, NOT individual events. It does NOT mean that after 7 Heads in a row, Tails is 'catching up.' Each toss is still 50/50. What mathematics CAN tell us is what to expect on average over many events. What it CANNOT do is predict the result of any single toss or any single football match with certainty. Anyone — including a betting company — who claims they can reliably predict one match outcome is misusing probability.</w:t>
+                <w:i/>
+                <w:iCs/>
+                <w:color w:val="808080"/>
+                <w:sz w:val="18"/>
+                <w:szCs w:val="18"/>
+              </w:rPr>
+              <w:t xml:space="preserve">Write your answer here:</w:t>
             </w:r>
           </w:p>
         </w:tc>
@@ -1191,14 +1217,12 @@
         <w:tblLayout w:type="fixed"/>
       </w:tblPr>
       <w:tblGrid>
-        <w:gridCol w:w="3000"/>
-        <w:gridCol w:w="10680"/>
+        <w:gridCol w:w="13680"/>
       </w:tblGrid>
       <w:tr>
         <w:tc>
           <w:tcPr>
             <w:tcW w:type="dxa" w:w="13680"/>
-            <w:gridSpan w:val="2"/>
             <w:shd w:fill="1F3864" w:color="auto" w:val="clear"/>
             <w:tcMar>
               <w:top w:type="dxa" w:w="60"/>
@@ -1224,15 +1248,15 @@
                 <w:sz w:val="22"/>
                 <w:szCs w:val="22"/>
               </w:rPr>
-              <w:t xml:space="preserve">Section 5: Answering the Driving Question — Probability as Protection</w:t>
-            </w:r>
-          </w:p>
-        </w:tc>
-      </w:tr>
-      <w:tr>
-        <w:tc>
-          <w:tcPr>
-            <w:tcW w:type="dxa" w:w="3000"/>
+              <w:t xml:space="preserve">Part 5: Answering the Driving Question</w:t>
+            </w:r>
+          </w:p>
+        </w:tc>
+      </w:tr>
+      <w:tr>
+        <w:tc>
+          <w:tcPr>
+            <w:tcW w:type="dxa" w:w="13680"/>
             <w:shd w:fill="D9EEF1" w:color="auto" w:val="clear"/>
             <w:tcMar>
               <w:top w:type="dxa" w:w="60"/>
@@ -1258,13 +1282,97 @@
                 <w:sz w:val="18"/>
                 <w:szCs w:val="18"/>
               </w:rPr>
-              <w:t xml:space="preserve">Now write your complete answer to the driving question. Bring together everything from Sections 1–4. Your answer must: (1) explain how mathematics helps us make predictions about chance events; (2) explain clearly why past outcomes do NOT change future probabilities for independent events; (3) explain how the gambler's fallacy makes gambling dangerous, using the Nairobi betting culture context; and (4) reflect personally on why this mathematical understanding is important for your own decision-making as a young person in Kenya today.</w:t>
-            </w:r>
-          </w:p>
-        </w:tc>
-        <w:tc>
-          <w:tcPr>
-            <w:tcW w:type="dxa" w:w="10680"/>
+              <w:t xml:space="preserve">Driving question: If past outcomes of a chance event, like a coin toss or a football match, do not change future probabilities, how can we use mathematics to predict what is likely to happen, and why does this understanding protect us from the dangers of gambling?</w:t>
+            </w:r>
+          </w:p>
+          <w:p>
+            <w:pPr>
+              <w:spacing w:after="40" w:before="0"/>
+              <w:jc w:val="left"/>
+            </w:pPr>
+            <w:r>
+              <w:rPr>
+                <w:rFonts w:ascii="Arial" w:cs="Arial" w:eastAsia="Arial" w:hAnsi="Arial"/>
+                <w:b/>
+                <w:bCs/>
+                <w:i w:val="false"/>
+                <w:iCs w:val="false"/>
+                <w:color w:val="000000"/>
+                <w:sz w:val="18"/>
+                <w:szCs w:val="18"/>
+              </w:rPr>
+              <w:t xml:space="preserve">Write a full explanation (about 8 to 10 sentences) that:</w:t>
+            </w:r>
+          </w:p>
+          <w:p>
+            <w:pPr>
+              <w:spacing w:after="30" w:before="0"/>
+              <w:ind w:left="360" w:hanging="180"/>
+              <w:jc w:val="left"/>
+            </w:pPr>
+            <w:r>
+              <w:rPr>
+                <w:rFonts w:ascii="Arial" w:cs="Arial" w:eastAsia="Arial" w:hAnsi="Arial"/>
+                <w:b/>
+                <w:bCs/>
+                <w:i w:val="false"/>
+                <w:iCs w:val="false"/>
+                <w:color w:val="000000"/>
+                <w:sz w:val="18"/>
+                <w:szCs w:val="18"/>
+              </w:rPr>
+              <w:t xml:space="preserve">–  uses all four ideas from this unit: equally likely events, the range of probability, mutually exclusive events and independent events;</w:t>
+            </w:r>
+          </w:p>
+          <w:p>
+            <w:pPr>
+              <w:spacing w:after="30" w:before="0"/>
+              <w:ind w:left="360" w:hanging="180"/>
+              <w:jc w:val="left"/>
+            </w:pPr>
+            <w:r>
+              <w:rPr>
+                <w:rFonts w:ascii="Arial" w:cs="Arial" w:eastAsia="Arial" w:hAnsi="Arial"/>
+                <w:b/>
+                <w:bCs/>
+                <w:i w:val="false"/>
+                <w:iCs w:val="false"/>
+                <w:color w:val="000000"/>
+                <w:sz w:val="18"/>
+                <w:szCs w:val="18"/>
+              </w:rPr>
+              <w:t xml:space="preserve">–  refers to the Gor Mahia winning-streak debate and the betting advertisements on Nairobi matatus and social media;</w:t>
+            </w:r>
+          </w:p>
+          <w:p>
+            <w:pPr>
+              <w:spacing w:after="30" w:before="0"/>
+              <w:ind w:left="360" w:hanging="180"/>
+              <w:jc w:val="left"/>
+            </w:pPr>
+            <w:r>
+              <w:rPr>
+                <w:rFonts w:ascii="Arial" w:cs="Arial" w:eastAsia="Arial" w:hAnsi="Arial"/>
+                <w:b/>
+                <w:bCs/>
+                <w:i w:val="false"/>
+                <w:iCs w:val="false"/>
+                <w:color w:val="000000"/>
+                <w:sz w:val="18"/>
+                <w:szCs w:val="18"/>
+              </w:rPr>
+              <w:t xml:space="preserve">–  ends by saying how this knowledge can help you make a responsible decision.</w:t>
+            </w:r>
+          </w:p>
+        </w:tc>
+      </w:tr>
+      <w:tr>
+        <w:trPr>
+          <w:trHeight w:val="4200" w:hRule="atLeast"/>
+        </w:trPr>
+        <w:tc>
+          <w:tcPr>
+            <w:tcW w:type="dxa" w:w="13680"/>
             <w:shd w:fill="FFFFFF" w:color="auto" w:val="clear"/>
             <w:tcMar>
               <w:top w:type="dxa" w:w="60"/>
@@ -1284,13 +1392,13 @@
                 <w:rFonts w:ascii="Arial" w:cs="Arial" w:eastAsia="Arial" w:hAnsi="Arial"/>
                 <w:b w:val="false"/>
                 <w:bCs w:val="false"/>
-                <w:i w:val="false"/>
-                <w:iCs w:val="false"/>
-                <w:color w:val="000000"/>
-                <w:sz w:val="18"/>
-                <w:szCs w:val="18"/>
-              </w:rPr>
-              <w:t xml:space="preserve">Mathematics gives us a powerful tool for understanding chance. By calculating probabilities, identifying sample spaces, and recognising independent events, we can make informed predictions about what is likely to happen over time. For example, we know that if a fair coin is tossed repeatedly, roughly half the outcomes will be Heads — not because any toss is 'owed,' but because each independent toss carries a 50% probability. The same principle applies to football matches: each game Gor Mahia FC plays is a new, independent event with its own probability of a Win, Draw, or Loss. The 2023 Premier League winning streak did not make a future loss more likely — mathematics tells us this clearly. The danger of gambling lies precisely in exploiting the gambler's fallacy. Betting advertisements on Nairobi matatus and social media tell young people that they can 'read the pattern' and predict outcomes. But because each match is an independent event, no pattern from the past changes the mathematics of the future. Betting companies profit because most players do not understand probability — they believe luck is 'due' and keep betting to recover losses, a cycle that leads to financial harm. Understanding probability protects me as a young Kenyan by helping me evaluate risk honestly. When I see a betting advert claiming I can 'beat the odds,' I now know that no amount of past data removes the fundamental uncertainty of an independent chance event. Mathematics does not just help me pass exams — it helps me make safer, smarter decisions in real life.</w:t>
+                <w:i/>
+                <w:iCs/>
+                <w:color w:val="808080"/>
+                <w:sz w:val="18"/>
+                <w:szCs w:val="18"/>
+              </w:rPr>
+              <w:t xml:space="preserve">Write your answer here:</w:t>
             </w:r>
           </w:p>
         </w:tc>
@@ -1517,7 +1625,7 @@
                 <w:sz w:val="18"/>
                 <w:szCs w:val="18"/>
               </w:rPr>
-              <w:t xml:space="preserve">Understanding of Probability Concepts</w:t>
+              <w:t xml:space="preserve">Correct use of probability calculations (formula, addition rule, multiplication rule)</w:t>
             </w:r>
           </w:p>
         </w:tc>
@@ -1549,7 +1657,7 @@
                 <w:sz w:val="18"/>
                 <w:szCs w:val="18"/>
               </w:rPr>
-              <w:t xml:space="preserve">Accurately defines probability, the 0–1 scale, equally likely events, sample space, and mutually exclusive events. Uses correct mathematical vocabulary consistently throughout all sections with no errors.</w:t>
+              <w:t xml:space="preserve">All calculations are correct and in simplest form, the correct rule is named and used each time, and working is clearly shown.</w:t>
             </w:r>
           </w:p>
         </w:tc>
@@ -1581,7 +1689,7 @@
                 <w:sz w:val="18"/>
                 <w:szCs w:val="18"/>
               </w:rPr>
-              <w:t xml:space="preserve">Correctly defines most key probability concepts with minor omissions. Uses mathematical vocabulary appropriately in most sections with only 1–2 small errors.</w:t>
+              <w:t xml:space="preserve">Most calculations are correct with the correct rule used; there may be one small arithmetic slip or missing step of working.</w:t>
             </w:r>
           </w:p>
         </w:tc>
@@ -1613,7 +1721,7 @@
                 <w:sz w:val="18"/>
                 <w:szCs w:val="18"/>
               </w:rPr>
-              <w:t xml:space="preserve">Shows partial understanding of probability concepts. Definitions are incomplete or contain errors. Mathematical vocabulary is used inconsistently or incorrectly in multiple places.</w:t>
+              <w:t xml:space="preserve">Several calculations are incorrect, or rules are mixed up (for example adding when events should be multiplied), or working is missing.</w:t>
             </w:r>
           </w:p>
         </w:tc>
@@ -1647,7 +1755,7 @@
                 <w:sz w:val="18"/>
                 <w:szCs w:val="18"/>
               </w:rPr>
-              <w:t xml:space="preserve">Mathematical Accuracy and Use of Calculations</w:t>
+              <w:t xml:space="preserve">Understanding of independence and the gambler's fallacy</w:t>
             </w:r>
           </w:p>
         </w:tc>
@@ -1679,7 +1787,7 @@
                 <w:sz w:val="18"/>
                 <w:szCs w:val="18"/>
               </w:rPr>
-              <w:t xml:space="preserve">Includes at least TWO accurate, clearly shown calculations (fractions, decimals, and percentages used correctly). All probability values are within the range [0, 1]. Working is clearly shown and logically supports the written explanation.</w:t>
+              <w:t xml:space="preserve">Clearly explains that each independent event has a fixed probability that past results cannot change, names the gambler's fallacy, and applies it to both the coin and Gor Mahia.</w:t>
             </w:r>
           </w:p>
         </w:tc>
@@ -1711,7 +1819,7 @@
                 <w:sz w:val="18"/>
                 <w:szCs w:val="18"/>
               </w:rPr>
-              <w:t xml:space="preserve">Includes at least TWO calculations that are mostly correct. Probability values are within range. Minor arithmetic or notation errors present but do not undermine the overall reasoning.</w:t>
+              <w:t xml:space="preserve">States that past outcomes do not change future probability and applies it to the coin or the football example, but the explanation is less complete.</w:t>
             </w:r>
           </w:p>
         </w:tc>
@@ -1743,7 +1851,7 @@
                 <w:sz w:val="18"/>
                 <w:szCs w:val="18"/>
               </w:rPr>
-              <w:t xml:space="preserve">Fewer than two calculations are attempted, OR calculations contain significant errors. Probability values may fall outside the range [0, 1]. Working is unclear or missing.</w:t>
+              <w:t xml:space="preserve">Does not reject the idea that a team or coin is 'due', or gives an explanation that is unclear or incorrect.</w:t>
             </w:r>
           </w:p>
         </w:tc>
@@ -1777,7 +1885,7 @@
                 <w:sz w:val="18"/>
                 <w:szCs w:val="18"/>
               </w:rPr>
-              <w:t xml:space="preserve">Explanation of Independent Events and the Gambler's Fallacy</w:t>
+              <w:t xml:space="preserve">Understanding of the range of probability and mutually exclusive events</w:t>
             </w:r>
           </w:p>
         </w:tc>
@@ -1809,7 +1917,7 @@
                 <w:sz w:val="18"/>
                 <w:szCs w:val="18"/>
               </w:rPr>
-              <w:t xml:space="preserve">Clearly and accurately explains what independence means mathematically. Powerfully debunks the gambler's fallacy using both the coin-toss example and the Gor Mahia FC context, with supporting calculation. Explanation leaves no ambiguity about why past outcomes do not affect future probabilities.</w:t>
+              <w:t xml:space="preserve">Correctly explains that 0 ≤ P ≤ 1, that probabilities of all outcomes sum to 1, and when events are mutually exclusive and when the addition rule can and cannot be used.</w:t>
             </w:r>
           </w:p>
         </w:tc>
@@ -1841,7 +1949,7 @@
                 <w:sz w:val="18"/>
                 <w:szCs w:val="18"/>
               </w:rPr>
-              <w:t xml:space="preserve">Explains independence and the gambler's fallacy correctly but with less mathematical precision or depth. Both examples (coin toss and Gor Mahia) are referenced but one may be underdeveloped.</w:t>
+              <w:t xml:space="preserve">Shows the range and the addition rule correctly but gives limited explanation of when the rule does not apply.</w:t>
             </w:r>
           </w:p>
         </w:tc>
@@ -1873,7 +1981,7 @@
                 <w:sz w:val="18"/>
                 <w:szCs w:val="18"/>
               </w:rPr>
-              <w:t xml:space="preserve">Attempts to explain independence or the gambler's fallacy but contains misconceptions or confuses the two concepts. May only reference one example or omit a calculation entirely.</w:t>
+              <w:t xml:space="preserve">Confuses the range of probability or the meaning of mutually exclusive, or cannot say when the addition rule applies.</w:t>
             </w:r>
           </w:p>
         </w:tc>
@@ -1907,7 +2015,7 @@
                 <w:sz w:val="18"/>
                 <w:szCs w:val="18"/>
               </w:rPr>
-              <w:t xml:space="preserve">Connection to Real-Life Context and Gambling Awareness</w:t>
+              <w:t xml:space="preserve">Connection to the Driving Question and the Kenyan context</w:t>
             </w:r>
           </w:p>
         </w:tc>
@@ -1939,7 +2047,7 @@
                 <w:sz w:val="18"/>
                 <w:szCs w:val="18"/>
               </w:rPr>
-              <w:t xml:space="preserve">Explicitly connects probability concepts to the Nairobi betting culture and Gor Mahia FC phenomenon throughout the explanation. Clearly articulates how the gambler's fallacy enables gambling harm. Personal reflection in Section 5 is specific, sincere, and mathematically grounded.</w:t>
+              <w:t xml:space="preserve">Combines all four concepts in a coherent argument, explains how independence is compatible with predicting what is likely, uses the Gor Mahia debate, betting advertisements and the stall data accurately, and ends with a thoughtful responsible decision.</w:t>
             </w:r>
           </w:p>
         </w:tc>
@@ -1971,7 +2079,7 @@
                 <w:sz w:val="18"/>
                 <w:szCs w:val="18"/>
               </w:rPr>
-              <w:t xml:space="preserve">References the Gor Mahia FC phenomenon and betting culture in at least two sections. Gambling harm is acknowledged. Personal reflection is present but may lack mathematical specificity.</w:t>
+              <w:t xml:space="preserve">Uses most concepts and the Kenyan context correctly, and gives a reasonable conclusion about responsible decisions.</w:t>
             </w:r>
           </w:p>
         </w:tc>
@@ -2003,7 +2111,7 @@
                 <w:sz w:val="18"/>
                 <w:szCs w:val="18"/>
               </w:rPr>
-              <w:t xml:space="preserve">Makes only a surface-level or single reference to the Kenyan context. The link between the gambler's fallacy and gambling harm is vague or missing. Personal reflection is absent or generic.</w:t>
+              <w:t xml:space="preserve">Gives a general answer with few concepts, little or no reference to the Kenyan phenomenon, or no conclusion about decision-making.</w:t>
             </w:r>
           </w:p>
         </w:tc>
@@ -2037,7 +2145,7 @@
                 <w:sz w:val="18"/>
                 <w:szCs w:val="18"/>
               </w:rPr>
-              <w:t xml:space="preserve">Organisation, Clarity, and Use of Mathematical Language</w:t>
+              <w:t xml:space="preserve">Communication and reasoning</w:t>
             </w:r>
           </w:p>
         </w:tc>
@@ -2069,7 +2177,7 @@
                 <w:sz w:val="18"/>
                 <w:szCs w:val="18"/>
               </w:rPr>
-              <w:t xml:space="preserve">All five sections are complete and clearly address their prompts. Writing is well-organised, easy to follow, and uses precise mathematical language throughout. Ideas flow logically from one section to the next, building toward a strong final answer in Section 5.</w:t>
+              <w:t xml:space="preserve">Writing is clear, logical and uses correct mathematical vocabulary in full sentences throughout.</w:t>
             </w:r>
           </w:p>
         </w:tc>
@@ -2101,7 +2209,7 @@
                 <w:sz w:val="18"/>
                 <w:szCs w:val="18"/>
               </w:rPr>
-              <w:t xml:space="preserve">All five sections are present and mostly address their prompts. Writing is generally clear. Mathematical language is used correctly in most places. The final answer in Section 5 brings most ideas together.</w:t>
+              <w:t xml:space="preserve">Writing is mostly clear with mostly correct vocabulary.</w:t>
             </w:r>
           </w:p>
         </w:tc>
@@ -2133,7 +2241,7 @@
                 <w:sz w:val="18"/>
                 <w:szCs w:val="18"/>
               </w:rPr>
-              <w:t xml:space="preserve">One or more sections are missing or do not address the prompt. Writing is sometimes unclear or disorganised. Mathematical language is imprecise or used incorrectly. Section 5 does not successfully synthesise earlier sections.</w:t>
+              <w:t xml:space="preserve">Writing is hard to follow or key vocabulary is missing or misused.</w:t>
             </w:r>
           </w:p>
         </w:tc>
@@ -2257,7 +2365,7 @@
         </w:rPr>
         <w:t xml:space="preserve">© 2026 SeaVuria and ARES. This work is licensed under a </w:t>
       </w:r>
-      <w:hyperlink w:history="1" r:id="rIdukkte0bfijhteawfsy6ht">
+      <w:hyperlink w:history="1" r:id="rId2vvryx-g-ul647rlecczx">
         <w:r>
           <w:rPr>
             <w:rFonts w:ascii="Arial" w:cs="Arial" w:eastAsia="Arial" w:hAnsi="Arial"/>
@@ -2277,7 +2385,7 @@
         </w:rPr>
         <w:t xml:space="preserve"> (</w:t>
       </w:r>
-      <w:hyperlink w:history="1" r:id="rId3os61w56-yky6ynb-5tb8">
+      <w:hyperlink w:history="1" r:id="rIdc4zafposrcnnreq7ogqdi">
         <w:r>
           <w:rPr>
             <w:rFonts w:ascii="Arial" w:cs="Arial" w:eastAsia="Arial" w:hAnsi="Arial"/>
@@ -2297,7 +2405,7 @@
         </w:rPr>
         <w:t xml:space="preserve">). To view a copy of this license, visit </w:t>
       </w:r>
-      <w:hyperlink w:history="1" r:id="rIdwo6rdsyljfjvhj42euj55">
+      <w:hyperlink w:history="1" r:id="rId0u_fx3xmnub9tei4twl6d">
         <w:r>
           <w:rPr>
             <w:rFonts w:ascii="Arial" w:cs="Arial" w:eastAsia="Arial" w:hAnsi="Arial"/>

--- a/data/outputs/v2/Essential_Mathematics/SS3.2_Probability_I/Essential_Mathematics_Probability_I_FinalExplanation.docx
+++ b/data/outputs/v2/Essential_Mathematics/SS3.2_Probability_I/Essential_Mathematics_Probability_I_FinalExplanation.docx
@@ -1133,7 +1133,7 @@
                 <w:sz w:val="18"/>
                 <w:szCs w:val="18"/>
               </w:rPr>
-              <w:t xml:space="preserve">(b) Gor Mahia has just won five matches in a row. A fan says the probability of winning the sixth match must now be different from 1/3. Use the idea of independent events to respond.</w:t>
+              <w:t xml:space="preserve">(b) Gor Mahia has just won seven matches in a row. A fan says the probability of winning the eighth match must now be different from 1/3. Use the idea of independent events to respond.</w:t>
             </w:r>
           </w:p>
           <w:p>
@@ -2365,7 +2365,7 @@
         </w:rPr>
         <w:t xml:space="preserve">© 2026 SeaVuria and ARES. This work is licensed under a </w:t>
       </w:r>
-      <w:hyperlink w:history="1" r:id="rId2vvryx-g-ul647rlecczx">
+      <w:hyperlink w:history="1" r:id="rId1hdzsl3kt59-nfcrf3whl">
         <w:r>
           <w:rPr>
             <w:rFonts w:ascii="Arial" w:cs="Arial" w:eastAsia="Arial" w:hAnsi="Arial"/>
@@ -2385,7 +2385,7 @@
         </w:rPr>
         <w:t xml:space="preserve"> (</w:t>
       </w:r>
-      <w:hyperlink w:history="1" r:id="rIdc4zafposrcnnreq7ogqdi">
+      <w:hyperlink w:history="1" r:id="rIdrszjm4e6lgghls4hugykm">
         <w:r>
           <w:rPr>
             <w:rFonts w:ascii="Arial" w:cs="Arial" w:eastAsia="Arial" w:hAnsi="Arial"/>
@@ -2405,7 +2405,7 @@
         </w:rPr>
         <w:t xml:space="preserve">). To view a copy of this license, visit </w:t>
       </w:r>
-      <w:hyperlink w:history="1" r:id="rId0u_fx3xmnub9tei4twl6d">
+      <w:hyperlink w:history="1" r:id="rIdphy8himjhg1fxnl7sd26l">
         <w:r>
           <w:rPr>
             <w:rFonts w:ascii="Arial" w:cs="Arial" w:eastAsia="Arial" w:hAnsi="Arial"/>

--- a/data/outputs/v2/Essential_Mathematics/SS3.2_Probability_I/Essential_Mathematics_Probability_I_FinalExplanation.docx
+++ b/data/outputs/v2/Essential_Mathematics/SS3.2_Probability_I/Essential_Mathematics_Probability_I_FinalExplanation.docx
@@ -2365,7 +2365,7 @@
         </w:rPr>
         <w:t xml:space="preserve">© 2026 SeaVuria and ARES. This work is licensed under a </w:t>
       </w:r>
-      <w:hyperlink w:history="1" r:id="rId1hdzsl3kt59-nfcrf3whl">
+      <w:hyperlink w:history="1" r:id="rIdwlvpdtxoj4-rdsmnftxkb">
         <w:r>
           <w:rPr>
             <w:rFonts w:ascii="Arial" w:cs="Arial" w:eastAsia="Arial" w:hAnsi="Arial"/>
@@ -2385,7 +2385,7 @@
         </w:rPr>
         <w:t xml:space="preserve"> (</w:t>
       </w:r>
-      <w:hyperlink w:history="1" r:id="rIdrszjm4e6lgghls4hugykm">
+      <w:hyperlink w:history="1" r:id="rIdemn4ocrycnazqiwgygplu">
         <w:r>
           <w:rPr>
             <w:rFonts w:ascii="Arial" w:cs="Arial" w:eastAsia="Arial" w:hAnsi="Arial"/>
@@ -2405,7 +2405,7 @@
         </w:rPr>
         <w:t xml:space="preserve">). To view a copy of this license, visit </w:t>
       </w:r>
-      <w:hyperlink w:history="1" r:id="rIdphy8himjhg1fxnl7sd26l">
+      <w:hyperlink w:history="1" r:id="rIdbxuvfq3tl-5xg-zieg-ic">
         <w:r>
           <w:rPr>
             <w:rFonts w:ascii="Arial" w:cs="Arial" w:eastAsia="Arial" w:hAnsi="Arial"/>

--- a/data/outputs/v2/Essential_Mathematics/SS3.2_Probability_I/Essential_Mathematics_Probability_I_FinalExplanation.docx
+++ b/data/outputs/v2/Essential_Mathematics/SS3.2_Probability_I/Essential_Mathematics_Probability_I_FinalExplanation.docx
@@ -2365,7 +2365,7 @@
         </w:rPr>
         <w:t xml:space="preserve">© 2026 SeaVuria and ARES. This work is licensed under a </w:t>
       </w:r>
-      <w:hyperlink w:history="1" r:id="rIdwlvpdtxoj4-rdsmnftxkb">
+      <w:hyperlink w:history="1" r:id="rIdfpddgmi6gau2f3z95ltzc">
         <w:r>
           <w:rPr>
             <w:rFonts w:ascii="Arial" w:cs="Arial" w:eastAsia="Arial" w:hAnsi="Arial"/>
@@ -2385,7 +2385,7 @@
         </w:rPr>
         <w:t xml:space="preserve"> (</w:t>
       </w:r>
-      <w:hyperlink w:history="1" r:id="rIdemn4ocrycnazqiwgygplu">
+      <w:hyperlink w:history="1" r:id="rIdyyth7yj_cc8kavlzvxjgs">
         <w:r>
           <w:rPr>
             <w:rFonts w:ascii="Arial" w:cs="Arial" w:eastAsia="Arial" w:hAnsi="Arial"/>
@@ -2405,7 +2405,7 @@
         </w:rPr>
         <w:t xml:space="preserve">). To view a copy of this license, visit </w:t>
       </w:r>
-      <w:hyperlink w:history="1" r:id="rIdbxuvfq3tl-5xg-zieg-ic">
+      <w:hyperlink w:history="1" r:id="rIdzicvegolx_spy_apue_wk">
         <w:r>
           <w:rPr>
             <w:rFonts w:ascii="Arial" w:cs="Arial" w:eastAsia="Arial" w:hAnsi="Arial"/>

--- a/data/outputs/v2/Essential_Mathematics/SS3.2_Probability_I/Essential_Mathematics_Probability_I_FinalExplanation.docx
+++ b/data/outputs/v2/Essential_Mathematics/SS3.2_Probability_I/Essential_Mathematics_Probability_I_FinalExplanation.docx
@@ -2365,7 +2365,7 @@
         </w:rPr>
         <w:t xml:space="preserve">© 2026 SeaVuria and ARES. This work is licensed under a </w:t>
       </w:r>
-      <w:hyperlink w:history="1" r:id="rIdfpddgmi6gau2f3z95ltzc">
+      <w:hyperlink w:history="1" r:id="rIdtbyadjtnkmou07s05j6ux">
         <w:r>
           <w:rPr>
             <w:rFonts w:ascii="Arial" w:cs="Arial" w:eastAsia="Arial" w:hAnsi="Arial"/>
@@ -2385,7 +2385,7 @@
         </w:rPr>
         <w:t xml:space="preserve"> (</w:t>
       </w:r>
-      <w:hyperlink w:history="1" r:id="rIdyyth7yj_cc8kavlzvxjgs">
+      <w:hyperlink w:history="1" r:id="rIdhwxj0ja22xpycmyoo73t5">
         <w:r>
           <w:rPr>
             <w:rFonts w:ascii="Arial" w:cs="Arial" w:eastAsia="Arial" w:hAnsi="Arial"/>
@@ -2405,7 +2405,7 @@
         </w:rPr>
         <w:t xml:space="preserve">). To view a copy of this license, visit </w:t>
       </w:r>
-      <w:hyperlink w:history="1" r:id="rIdzicvegolx_spy_apue_wk">
+      <w:hyperlink w:history="1" r:id="rIdq2xisgy-lvwwbr9eoun45">
         <w:r>
           <w:rPr>
             <w:rFonts w:ascii="Arial" w:cs="Arial" w:eastAsia="Arial" w:hAnsi="Arial"/>

--- a/data/outputs/v2/Essential_Mathematics/SS3.2_Probability_I/Essential_Mathematics_Probability_I_FinalExplanation.docx
+++ b/data/outputs/v2/Essential_Mathematics/SS3.2_Probability_I/Essential_Mathematics_Probability_I_FinalExplanation.docx
@@ -4,6 +4,7 @@
   <w:body>
     <w:p>
       <w:pPr>
+        <w:keepNext w:val="false"/>
         <w:spacing w:after="30" w:before="0"/>
         <w:jc w:val="center"/>
       </w:pPr>
@@ -23,6 +24,7 @@
     </w:p>
     <w:p>
       <w:pPr>
+        <w:keepNext w:val="false"/>
         <w:spacing w:after="60" w:before="0"/>
         <w:jc w:val="center"/>
       </w:pPr>
@@ -81,6 +83,7 @@
           </w:tcPr>
           <w:p>
             <w:pPr>
+              <w:keepNext w:val="false"/>
               <w:spacing w:after="40" w:before="0"/>
               <w:jc w:val="center"/>
             </w:pPr>
@@ -116,6 +119,7 @@
           </w:tcPr>
           <w:p>
             <w:pPr>
+              <w:keepNext w:val="false"/>
               <w:spacing w:after="40" w:before="0"/>
               <w:jc w:val="center"/>
             </w:pPr>
@@ -150,6 +154,7 @@
           </w:tcPr>
           <w:p>
             <w:pPr>
+              <w:keepNext w:val="false"/>
               <w:spacing w:after="40" w:before="0"/>
               <w:jc w:val="left"/>
             </w:pPr>
@@ -182,6 +187,7 @@
           </w:tcPr>
           <w:p>
             <w:pPr>
+              <w:keepNext w:val="false"/>
               <w:spacing w:after="40" w:before="0"/>
               <w:jc w:val="left"/>
             </w:pPr>
@@ -216,6 +222,7 @@
           </w:tcPr>
           <w:p>
             <w:pPr>
+              <w:keepNext w:val="false"/>
               <w:spacing w:after="40" w:before="0"/>
               <w:jc w:val="left"/>
             </w:pPr>
@@ -248,6 +255,7 @@
           </w:tcPr>
           <w:p>
             <w:pPr>
+              <w:keepNext w:val="false"/>
               <w:spacing w:after="40" w:before="0"/>
               <w:jc w:val="left"/>
             </w:pPr>
@@ -282,6 +290,7 @@
           </w:tcPr>
           <w:p>
             <w:pPr>
+              <w:keepNext w:val="false"/>
               <w:spacing w:after="40" w:before="0"/>
               <w:jc w:val="left"/>
             </w:pPr>
@@ -314,6 +323,7 @@
           </w:tcPr>
           <w:p>
             <w:pPr>
+              <w:keepNext w:val="false"/>
               <w:spacing w:after="40" w:before="0"/>
               <w:jc w:val="left"/>
             </w:pPr>
@@ -374,6 +384,7 @@
           </w:tcPr>
           <w:p>
             <w:pPr>
+              <w:keepNext w:val="false"/>
               <w:spacing w:after="40" w:before="0"/>
               <w:jc w:val="center"/>
             </w:pPr>
@@ -408,6 +419,7 @@
           </w:tcPr>
           <w:p>
             <w:pPr>
+              <w:keepNext w:val="false"/>
               <w:spacing w:after="40" w:before="0"/>
               <w:jc w:val="left"/>
             </w:pPr>
@@ -467,6 +479,7 @@
           </w:tcPr>
           <w:p>
             <w:pPr>
+              <w:keepNext/>
               <w:spacing w:after="40" w:before="0"/>
               <w:jc w:val="center"/>
             </w:pPr>
@@ -501,6 +514,7 @@
           </w:tcPr>
           <w:p>
             <w:pPr>
+              <w:keepNext/>
               <w:spacing w:after="40" w:before="0"/>
               <w:jc w:val="left"/>
             </w:pPr>
@@ -520,6 +534,7 @@
           </w:p>
           <w:p>
             <w:pPr>
+              <w:keepNext/>
               <w:spacing w:after="40" w:before="0"/>
               <w:jc w:val="left"/>
             </w:pPr>
@@ -539,6 +554,7 @@
           </w:p>
           <w:p>
             <w:pPr>
+              <w:keepNext/>
               <w:spacing w:after="40" w:before="0"/>
               <w:jc w:val="left"/>
             </w:pPr>
@@ -558,6 +574,7 @@
           </w:p>
           <w:p>
             <w:pPr>
+              <w:keepNext/>
               <w:spacing w:after="40" w:before="0"/>
               <w:jc w:val="left"/>
             </w:pPr>
@@ -577,6 +594,7 @@
           </w:p>
           <w:p>
             <w:pPr>
+              <w:keepNext/>
               <w:spacing w:after="40" w:before="0"/>
               <w:jc w:val="left"/>
             </w:pPr>
@@ -614,6 +632,7 @@
           </w:tcPr>
           <w:p>
             <w:pPr>
+              <w:keepNext w:val="false"/>
               <w:spacing w:after="40" w:before="0"/>
               <w:jc w:val="left"/>
             </w:pPr>
@@ -673,6 +692,7 @@
           </w:tcPr>
           <w:p>
             <w:pPr>
+              <w:keepNext/>
               <w:spacing w:after="40" w:before="0"/>
               <w:jc w:val="center"/>
             </w:pPr>
@@ -707,6 +727,7 @@
           </w:tcPr>
           <w:p>
             <w:pPr>
+              <w:keepNext/>
               <w:spacing w:after="40" w:before="0"/>
               <w:jc w:val="left"/>
             </w:pPr>
@@ -726,6 +747,7 @@
           </w:p>
           <w:p>
             <w:pPr>
+              <w:keepNext/>
               <w:spacing w:after="40" w:before="0"/>
               <w:jc w:val="left"/>
             </w:pPr>
@@ -745,6 +767,7 @@
           </w:p>
           <w:p>
             <w:pPr>
+              <w:keepNext/>
               <w:spacing w:after="40" w:before="0"/>
               <w:jc w:val="left"/>
             </w:pPr>
@@ -764,6 +787,7 @@
           </w:p>
           <w:p>
             <w:pPr>
+              <w:keepNext/>
               <w:spacing w:after="40" w:before="0"/>
               <w:jc w:val="left"/>
             </w:pPr>
@@ -783,6 +807,7 @@
           </w:p>
           <w:p>
             <w:pPr>
+              <w:keepNext/>
               <w:spacing w:after="40" w:before="0"/>
               <w:jc w:val="left"/>
             </w:pPr>
@@ -820,6 +845,7 @@
           </w:tcPr>
           <w:p>
             <w:pPr>
+              <w:keepNext w:val="false"/>
               <w:spacing w:after="40" w:before="0"/>
               <w:jc w:val="left"/>
             </w:pPr>
@@ -879,6 +905,7 @@
           </w:tcPr>
           <w:p>
             <w:pPr>
+              <w:keepNext/>
               <w:spacing w:after="40" w:before="0"/>
               <w:jc w:val="center"/>
             </w:pPr>
@@ -913,6 +940,7 @@
           </w:tcPr>
           <w:p>
             <w:pPr>
+              <w:keepNext/>
               <w:spacing w:after="40" w:before="0"/>
               <w:jc w:val="left"/>
             </w:pPr>
@@ -932,6 +960,7 @@
           </w:p>
           <w:p>
             <w:pPr>
+              <w:keepNext/>
               <w:spacing w:after="40" w:before="0"/>
               <w:jc w:val="left"/>
             </w:pPr>
@@ -951,6 +980,7 @@
           </w:p>
           <w:p>
             <w:pPr>
+              <w:keepNext/>
               <w:spacing w:after="40" w:before="0"/>
               <w:jc w:val="left"/>
             </w:pPr>
@@ -970,6 +1000,7 @@
           </w:p>
           <w:p>
             <w:pPr>
+              <w:keepNext/>
               <w:spacing w:after="40" w:before="0"/>
               <w:jc w:val="left"/>
             </w:pPr>
@@ -1007,6 +1038,7 @@
           </w:tcPr>
           <w:p>
             <w:pPr>
+              <w:keepNext w:val="false"/>
               <w:spacing w:after="40" w:before="0"/>
               <w:jc w:val="left"/>
             </w:pPr>
@@ -1066,6 +1098,7 @@
           </w:tcPr>
           <w:p>
             <w:pPr>
+              <w:keepNext/>
               <w:spacing w:after="40" w:before="0"/>
               <w:jc w:val="center"/>
             </w:pPr>
@@ -1100,6 +1133,7 @@
           </w:tcPr>
           <w:p>
             <w:pPr>
+              <w:keepNext/>
               <w:spacing w:after="40" w:before="0"/>
               <w:jc w:val="left"/>
             </w:pPr>
@@ -1119,6 +1153,7 @@
           </w:p>
           <w:p>
             <w:pPr>
+              <w:keepNext/>
               <w:spacing w:after="40" w:before="0"/>
               <w:jc w:val="left"/>
             </w:pPr>
@@ -1138,6 +1173,7 @@
           </w:p>
           <w:p>
             <w:pPr>
+              <w:keepNext/>
               <w:spacing w:after="40" w:before="0"/>
               <w:jc w:val="left"/>
             </w:pPr>
@@ -1175,6 +1211,7 @@
           </w:tcPr>
           <w:p>
             <w:pPr>
+              <w:keepNext w:val="false"/>
               <w:spacing w:after="40" w:before="0"/>
               <w:jc w:val="left"/>
             </w:pPr>
@@ -1234,6 +1271,7 @@
           </w:tcPr>
           <w:p>
             <w:pPr>
+              <w:keepNext/>
               <w:spacing w:after="40" w:before="0"/>
               <w:jc w:val="center"/>
             </w:pPr>
@@ -1268,6 +1306,7 @@
           </w:tcPr>
           <w:p>
             <w:pPr>
+              <w:keepNext/>
               <w:spacing w:after="40" w:before="0"/>
               <w:jc w:val="left"/>
             </w:pPr>
@@ -1287,6 +1326,7 @@
           </w:p>
           <w:p>
             <w:pPr>
+              <w:keepNext/>
               <w:spacing w:after="40" w:before="0"/>
               <w:jc w:val="left"/>
             </w:pPr>
@@ -1384,6 +1424,7 @@
           </w:tcPr>
           <w:p>
             <w:pPr>
+              <w:keepNext w:val="false"/>
               <w:spacing w:after="40" w:before="0"/>
               <w:jc w:val="left"/>
             </w:pPr>
@@ -1447,6 +1488,7 @@
           </w:tcPr>
           <w:p>
             <w:pPr>
+              <w:keepNext w:val="false"/>
               <w:spacing w:after="40" w:before="0"/>
               <w:jc w:val="center"/>
             </w:pPr>
@@ -1481,6 +1523,7 @@
           </w:tcPr>
           <w:p>
             <w:pPr>
+              <w:keepNext w:val="false"/>
               <w:spacing w:after="40" w:before="0"/>
               <w:jc w:val="left"/>
             </w:pPr>
@@ -1513,6 +1556,7 @@
           </w:tcPr>
           <w:p>
             <w:pPr>
+              <w:keepNext w:val="false"/>
               <w:spacing w:after="40" w:before="0"/>
               <w:jc w:val="left"/>
             </w:pPr>
@@ -1545,6 +1589,7 @@
           </w:tcPr>
           <w:p>
             <w:pPr>
+              <w:keepNext w:val="false"/>
               <w:spacing w:after="40" w:before="0"/>
               <w:jc w:val="left"/>
             </w:pPr>
@@ -1577,6 +1622,7 @@
           </w:tcPr>
           <w:p>
             <w:pPr>
+              <w:keepNext w:val="false"/>
               <w:spacing w:after="40" w:before="0"/>
               <w:jc w:val="left"/>
             </w:pPr>
@@ -1611,6 +1657,7 @@
           </w:tcPr>
           <w:p>
             <w:pPr>
+              <w:keepNext w:val="false"/>
               <w:spacing w:after="40" w:before="0"/>
               <w:jc w:val="left"/>
             </w:pPr>
@@ -1643,6 +1690,7 @@
           </w:tcPr>
           <w:p>
             <w:pPr>
+              <w:keepNext w:val="false"/>
               <w:spacing w:after="40" w:before="0"/>
               <w:jc w:val="left"/>
             </w:pPr>
@@ -1675,6 +1723,7 @@
           </w:tcPr>
           <w:p>
             <w:pPr>
+              <w:keepNext w:val="false"/>
               <w:spacing w:after="40" w:before="0"/>
               <w:jc w:val="left"/>
             </w:pPr>
@@ -1707,6 +1756,7 @@
           </w:tcPr>
           <w:p>
             <w:pPr>
+              <w:keepNext w:val="false"/>
               <w:spacing w:after="40" w:before="0"/>
               <w:jc w:val="left"/>
             </w:pPr>
@@ -1741,6 +1791,7 @@
           </w:tcPr>
           <w:p>
             <w:pPr>
+              <w:keepNext w:val="false"/>
               <w:spacing w:after="40" w:before="0"/>
               <w:jc w:val="left"/>
             </w:pPr>
@@ -1773,6 +1824,7 @@
           </w:tcPr>
           <w:p>
             <w:pPr>
+              <w:keepNext w:val="false"/>
               <w:spacing w:after="40" w:before="0"/>
               <w:jc w:val="left"/>
             </w:pPr>
@@ -1805,6 +1857,7 @@
           </w:tcPr>
           <w:p>
             <w:pPr>
+              <w:keepNext w:val="false"/>
               <w:spacing w:after="40" w:before="0"/>
               <w:jc w:val="left"/>
             </w:pPr>
@@ -1837,6 +1890,7 @@
           </w:tcPr>
           <w:p>
             <w:pPr>
+              <w:keepNext w:val="false"/>
               <w:spacing w:after="40" w:before="0"/>
               <w:jc w:val="left"/>
             </w:pPr>
@@ -1871,6 +1925,7 @@
           </w:tcPr>
           <w:p>
             <w:pPr>
+              <w:keepNext w:val="false"/>
               <w:spacing w:after="40" w:before="0"/>
               <w:jc w:val="left"/>
             </w:pPr>
@@ -1903,6 +1958,7 @@
           </w:tcPr>
           <w:p>
             <w:pPr>
+              <w:keepNext w:val="false"/>
               <w:spacing w:after="40" w:before="0"/>
               <w:jc w:val="left"/>
             </w:pPr>
@@ -1935,6 +1991,7 @@
           </w:tcPr>
           <w:p>
             <w:pPr>
+              <w:keepNext w:val="false"/>
               <w:spacing w:after="40" w:before="0"/>
               <w:jc w:val="left"/>
             </w:pPr>
@@ -1967,6 +2024,7 @@
           </w:tcPr>
           <w:p>
             <w:pPr>
+              <w:keepNext w:val="false"/>
               <w:spacing w:after="40" w:before="0"/>
               <w:jc w:val="left"/>
             </w:pPr>
@@ -2001,6 +2059,7 @@
           </w:tcPr>
           <w:p>
             <w:pPr>
+              <w:keepNext w:val="false"/>
               <w:spacing w:after="40" w:before="0"/>
               <w:jc w:val="left"/>
             </w:pPr>
@@ -2033,6 +2092,7 @@
           </w:tcPr>
           <w:p>
             <w:pPr>
+              <w:keepNext w:val="false"/>
               <w:spacing w:after="40" w:before="0"/>
               <w:jc w:val="left"/>
             </w:pPr>
@@ -2065,6 +2125,7 @@
           </w:tcPr>
           <w:p>
             <w:pPr>
+              <w:keepNext w:val="false"/>
               <w:spacing w:after="40" w:before="0"/>
               <w:jc w:val="left"/>
             </w:pPr>
@@ -2097,6 +2158,7 @@
           </w:tcPr>
           <w:p>
             <w:pPr>
+              <w:keepNext w:val="false"/>
               <w:spacing w:after="40" w:before="0"/>
               <w:jc w:val="left"/>
             </w:pPr>
@@ -2131,6 +2193,7 @@
           </w:tcPr>
           <w:p>
             <w:pPr>
+              <w:keepNext w:val="false"/>
               <w:spacing w:after="40" w:before="0"/>
               <w:jc w:val="left"/>
             </w:pPr>
@@ -2163,6 +2226,7 @@
           </w:tcPr>
           <w:p>
             <w:pPr>
+              <w:keepNext w:val="false"/>
               <w:spacing w:after="40" w:before="0"/>
               <w:jc w:val="left"/>
             </w:pPr>
@@ -2195,6 +2259,7 @@
           </w:tcPr>
           <w:p>
             <w:pPr>
+              <w:keepNext w:val="false"/>
               <w:spacing w:after="40" w:before="0"/>
               <w:jc w:val="left"/>
             </w:pPr>
@@ -2227,6 +2292,7 @@
           </w:tcPr>
           <w:p>
             <w:pPr>
+              <w:keepNext w:val="false"/>
               <w:spacing w:after="40" w:before="0"/>
               <w:jc w:val="left"/>
             </w:pPr>
@@ -2365,7 +2431,7 @@
         </w:rPr>
         <w:t xml:space="preserve">© 2026 SeaVuria and ARES. This work is licensed under a </w:t>
       </w:r>
-      <w:hyperlink w:history="1" r:id="rIdtbyadjtnkmou07s05j6ux">
+      <w:hyperlink w:history="1" r:id="rIdjdwbf2bqupgo7fdegjel8">
         <w:r>
           <w:rPr>
             <w:rFonts w:ascii="Arial" w:cs="Arial" w:eastAsia="Arial" w:hAnsi="Arial"/>
@@ -2385,7 +2451,7 @@
         </w:rPr>
         <w:t xml:space="preserve"> (</w:t>
       </w:r>
-      <w:hyperlink w:history="1" r:id="rIdhwxj0ja22xpycmyoo73t5">
+      <w:hyperlink w:history="1" r:id="rIdennywlujxbg2yor0xz9vr">
         <w:r>
           <w:rPr>
             <w:rFonts w:ascii="Arial" w:cs="Arial" w:eastAsia="Arial" w:hAnsi="Arial"/>
@@ -2405,7 +2471,7 @@
         </w:rPr>
         <w:t xml:space="preserve">). To view a copy of this license, visit </w:t>
       </w:r>
-      <w:hyperlink w:history="1" r:id="rIdq2xisgy-lvwwbr9eoun45">
+      <w:hyperlink w:history="1" r:id="rIdlicc-jvcpl76kycldolcg">
         <w:r>
           <w:rPr>
             <w:rFonts w:ascii="Arial" w:cs="Arial" w:eastAsia="Arial" w:hAnsi="Arial"/>

--- a/data/outputs/v2/Essential_Mathematics/SS3.2_Probability_I/Essential_Mathematics_Probability_I_FinalExplanation.docx
+++ b/data/outputs/v2/Essential_Mathematics/SS3.2_Probability_I/Essential_Mathematics_Probability_I_FinalExplanation.docx
@@ -2431,7 +2431,7 @@
         </w:rPr>
         <w:t xml:space="preserve">© 2026 SeaVuria and ARES. This work is licensed under a </w:t>
       </w:r>
-      <w:hyperlink w:history="1" r:id="rIdjdwbf2bqupgo7fdegjel8">
+      <w:hyperlink w:history="1" r:id="rIdvqfniu6vi8wi0muyvr_j1">
         <w:r>
           <w:rPr>
             <w:rFonts w:ascii="Arial" w:cs="Arial" w:eastAsia="Arial" w:hAnsi="Arial"/>
@@ -2451,7 +2451,7 @@
         </w:rPr>
         <w:t xml:space="preserve"> (</w:t>
       </w:r>
-      <w:hyperlink w:history="1" r:id="rIdennywlujxbg2yor0xz9vr">
+      <w:hyperlink w:history="1" r:id="rId5poafzmpxnxy4v9omjfh7">
         <w:r>
           <w:rPr>
             <w:rFonts w:ascii="Arial" w:cs="Arial" w:eastAsia="Arial" w:hAnsi="Arial"/>
@@ -2471,7 +2471,7 @@
         </w:rPr>
         <w:t xml:space="preserve">). To view a copy of this license, visit </w:t>
       </w:r>
-      <w:hyperlink w:history="1" r:id="rIdlicc-jvcpl76kycldolcg">
+      <w:hyperlink w:history="1" r:id="rIdyugmmnxnpof_6fbdffcb1">
         <w:r>
           <w:rPr>
             <w:rFonts w:ascii="Arial" w:cs="Arial" w:eastAsia="Arial" w:hAnsi="Arial"/>
